--- a/GP_KTKF.docx
+++ b/GP_KTKF.docx
@@ -1569,7 +1569,7 @@
         </w:numPr>
       </w:pPr>
       <w:r>
-        <w:t>Windows 7,8,10,11 | Android</w:t>
+        <w:t xml:space="preserve">Windows 10,11 </w:t>
       </w:r>
     </w:p>
     <w:p>
@@ -1643,15 +1643,172 @@
       <w:bookmarkEnd w:id="6"/>
     </w:p>
     <w:p>
-      <w:r>
-        <w:t>A feladat egy olyan program készítése, amely a kollégiumi eltávozásokat és beérkezéseket tartja számon.</w:t>
+      <w:pPr>
+        <w:rPr>
+          <w:lang w:eastAsia="hu-HU"/>
+        </w:rPr>
+      </w:pPr>
+      <w:bookmarkStart w:id="7" w:name="_Toc239402858"/>
+      <w:r>
+        <w:rPr>
+          <w:b/>
+          <w:bCs/>
+          <w:lang w:eastAsia="hu-HU"/>
+        </w:rPr>
+        <w:t>Kimenőkérelem-kezelés:</w:t>
+      </w:r>
+      <w:r>
+        <w:rPr>
+          <w:lang w:eastAsia="hu-HU"/>
+        </w:rPr>
+        <w:t xml:space="preserve"> A diákok a rendszeren keresztül nyújthatnak be eltávozási kérelmet, megjelölve a távozás és az érkezés várható időpontját, valamint a kimenő indoklását. A kijelölt nevelőtanárok azonnali értesítést kapnak a kérelemről, amelyet digitálisan jóváhagyhatnak vagy elutasíthatnak.</w:t>
+      </w:r>
+    </w:p>
+    <w:p>
+      <w:pPr>
+        <w:rPr>
+          <w:lang w:eastAsia="hu-HU"/>
+        </w:rPr>
+      </w:pPr>
+      <w:r>
+        <w:rPr>
+          <w:b/>
+          <w:bCs/>
+          <w:lang w:eastAsia="hu-HU"/>
+        </w:rPr>
+        <w:t>Automatikus engedélyezés (Rendszeres távollétek):</w:t>
+      </w:r>
+      <w:r>
+        <w:rPr>
+          <w:lang w:eastAsia="hu-HU"/>
+        </w:rPr>
+        <w:t xml:space="preserve"> A rendszer támogatja az igazolt, rendszeres távollétek (pl. edzések, szakkörök) kezelését. A megadott időablakokra a rendszer automatikusan generálja és jóváhagyja a kilépési engedélyeket.</w:t>
+      </w:r>
+    </w:p>
+    <w:p>
+      <w:pPr>
+        <w:rPr>
+          <w:lang w:eastAsia="hu-HU"/>
+        </w:rPr>
+      </w:pPr>
+      <w:r>
+        <w:rPr>
+          <w:b/>
+          <w:bCs/>
+          <w:lang w:eastAsia="hu-HU"/>
+        </w:rPr>
+        <w:t>Jelenléti monitorozás:</w:t>
+      </w:r>
+      <w:r>
+        <w:rPr>
+          <w:lang w:eastAsia="hu-HU"/>
+        </w:rPr>
+        <w:t xml:space="preserve"> A tanári felületen valós időben, jól áttekinthető </w:t>
+      </w:r>
+      <w:proofErr w:type="spellStart"/>
+      <w:r>
+        <w:rPr>
+          <w:lang w:eastAsia="hu-HU"/>
+        </w:rPr>
+        <w:t>dashboardon</w:t>
+      </w:r>
+      <w:proofErr w:type="spellEnd"/>
+      <w:r>
+        <w:rPr>
+          <w:lang w:eastAsia="hu-HU"/>
+        </w:rPr>
+        <w:t xml:space="preserve"> követhető a tanulók állapota (épületben tartózkodik / engedéllyel távol van / igazolatlanul távol van).</w:t>
+      </w:r>
+    </w:p>
+    <w:p>
+      <w:pPr>
+        <w:rPr>
+          <w:lang w:eastAsia="hu-HU"/>
+        </w:rPr>
+      </w:pPr>
+      <w:r>
+        <w:rPr>
+          <w:b/>
+          <w:bCs/>
+          <w:lang w:eastAsia="hu-HU"/>
+        </w:rPr>
+        <w:t>Beléptetési opciók a kapunál:</w:t>
+      </w:r>
+      <w:r>
+        <w:rPr>
+          <w:lang w:eastAsia="hu-HU"/>
+        </w:rPr>
+        <w:t xml:space="preserve"> A jóváhagyott időintervallumban a fizikai átlépés kétféle technológiával igazolható:</w:t>
+      </w:r>
+    </w:p>
+    <w:p>
+      <w:pPr>
+        <w:pStyle w:val="Listaszerbekezds"/>
+        <w:numPr>
+          <w:ilvl w:val="0"/>
+          <w:numId w:val="8"/>
+        </w:numPr>
+        <w:rPr>
+          <w:lang w:eastAsia="hu-HU"/>
+        </w:rPr>
+      </w:pPr>
+      <w:r>
+        <w:rPr>
+          <w:i/>
+          <w:iCs/>
+          <w:lang w:eastAsia="hu-HU"/>
+        </w:rPr>
+        <w:t>Arcfelismerő rendszer:</w:t>
+      </w:r>
+      <w:r>
+        <w:rPr>
+          <w:lang w:eastAsia="hu-HU"/>
+        </w:rPr>
+        <w:t xml:space="preserve"> Automatikus azonosítás a jóváhagyott kimenővel rendelkező diákok esetében</w:t>
+      </w:r>
+      <w:r>
+        <w:rPr>
+          <w:lang w:eastAsia="hu-HU"/>
+        </w:rPr>
+        <w:t xml:space="preserve"> a kapunál elhelyezett arcfelismerővel</w:t>
+      </w:r>
+      <w:r>
+        <w:rPr>
+          <w:lang w:eastAsia="hu-HU"/>
+        </w:rPr>
+        <w:t>.</w:t>
+      </w:r>
+    </w:p>
+    <w:p>
+      <w:pPr>
+        <w:pStyle w:val="Listaszerbekezds"/>
+        <w:numPr>
+          <w:ilvl w:val="0"/>
+          <w:numId w:val="8"/>
+        </w:numPr>
+        <w:rPr>
+          <w:lang w:eastAsia="hu-HU"/>
+        </w:rPr>
+      </w:pPr>
+      <w:r>
+        <w:rPr>
+          <w:i/>
+          <w:iCs/>
+          <w:lang w:eastAsia="hu-HU"/>
+        </w:rPr>
+        <w:t>QR-kódos azonosítás:</w:t>
+      </w:r>
+      <w:r>
+        <w:rPr>
+          <w:lang w:eastAsia="hu-HU"/>
+        </w:rPr>
+        <w:t xml:space="preserve"> A diák egyéni, időkorláthoz kötött QR-kódjának beolvasása a kapunál elhelyezett leolvasóval.</w:t>
       </w:r>
     </w:p>
     <w:p>
       <w:pPr>
         <w:pStyle w:val="Cmsor2"/>
       </w:pPr>
-      <w:bookmarkStart w:id="7" w:name="_Toc239402858"/>
       <w:r>
         <w:t>3.5 Modulok</w:t>
       </w:r>
@@ -1774,6 +1931,7 @@
         </w:numPr>
       </w:pPr>
       <w:r>
+        <w:lastRenderedPageBreak/>
         <w:t>Projektvezetéssel kapcsolatos dokumentációk, nyilvántartások vezetése, feladatok összehangolása, felhasználói dokumentáció elkészítése, tesztelés.</w:t>
       </w:r>
     </w:p>
@@ -3405,6 +3563,92 @@
     </w:lvl>
   </w:abstractNum>
   <w:abstractNum w:abstractNumId="5" w15:restartNumberingAfterBreak="0">
+    <w:nsid w:val="56135803"/>
+    <w:multiLevelType w:val="hybridMultilevel"/>
+    <w:tmpl w:val="47CE3D14"/>
+    <w:lvl w:ilvl="0" w:tplc="040E000F">
+      <w:start w:val="1"/>
+      <w:numFmt w:val="decimal"/>
+      <w:lvlText w:val="%1."/>
+      <w:lvlJc w:val="left"/>
+      <w:pPr>
+        <w:ind w:left="720" w:hanging="360"/>
+      </w:pPr>
+    </w:lvl>
+    <w:lvl w:ilvl="1" w:tplc="040E0019" w:tentative="1">
+      <w:start w:val="1"/>
+      <w:numFmt w:val="lowerLetter"/>
+      <w:lvlText w:val="%2."/>
+      <w:lvlJc w:val="left"/>
+      <w:pPr>
+        <w:ind w:left="1440" w:hanging="360"/>
+      </w:pPr>
+    </w:lvl>
+    <w:lvl w:ilvl="2" w:tplc="040E001B" w:tentative="1">
+      <w:start w:val="1"/>
+      <w:numFmt w:val="lowerRoman"/>
+      <w:lvlText w:val="%3."/>
+      <w:lvlJc w:val="right"/>
+      <w:pPr>
+        <w:ind w:left="2160" w:hanging="180"/>
+      </w:pPr>
+    </w:lvl>
+    <w:lvl w:ilvl="3" w:tplc="040E000F" w:tentative="1">
+      <w:start w:val="1"/>
+      <w:numFmt w:val="decimal"/>
+      <w:lvlText w:val="%4."/>
+      <w:lvlJc w:val="left"/>
+      <w:pPr>
+        <w:ind w:left="2880" w:hanging="360"/>
+      </w:pPr>
+    </w:lvl>
+    <w:lvl w:ilvl="4" w:tplc="040E0019" w:tentative="1">
+      <w:start w:val="1"/>
+      <w:numFmt w:val="lowerLetter"/>
+      <w:lvlText w:val="%5."/>
+      <w:lvlJc w:val="left"/>
+      <w:pPr>
+        <w:ind w:left="3600" w:hanging="360"/>
+      </w:pPr>
+    </w:lvl>
+    <w:lvl w:ilvl="5" w:tplc="040E001B" w:tentative="1">
+      <w:start w:val="1"/>
+      <w:numFmt w:val="lowerRoman"/>
+      <w:lvlText w:val="%6."/>
+      <w:lvlJc w:val="right"/>
+      <w:pPr>
+        <w:ind w:left="4320" w:hanging="180"/>
+      </w:pPr>
+    </w:lvl>
+    <w:lvl w:ilvl="6" w:tplc="040E000F" w:tentative="1">
+      <w:start w:val="1"/>
+      <w:numFmt w:val="decimal"/>
+      <w:lvlText w:val="%7."/>
+      <w:lvlJc w:val="left"/>
+      <w:pPr>
+        <w:ind w:left="5040" w:hanging="360"/>
+      </w:pPr>
+    </w:lvl>
+    <w:lvl w:ilvl="7" w:tplc="040E0019" w:tentative="1">
+      <w:start w:val="1"/>
+      <w:numFmt w:val="lowerLetter"/>
+      <w:lvlText w:val="%8."/>
+      <w:lvlJc w:val="left"/>
+      <w:pPr>
+        <w:ind w:left="5760" w:hanging="360"/>
+      </w:pPr>
+    </w:lvl>
+    <w:lvl w:ilvl="8" w:tplc="040E001B" w:tentative="1">
+      <w:start w:val="1"/>
+      <w:numFmt w:val="lowerRoman"/>
+      <w:lvlText w:val="%9."/>
+      <w:lvlJc w:val="right"/>
+      <w:pPr>
+        <w:ind w:left="6480" w:hanging="180"/>
+      </w:pPr>
+    </w:lvl>
+  </w:abstractNum>
+  <w:abstractNum w:abstractNumId="6" w15:restartNumberingAfterBreak="0">
     <w:nsid w:val="5B144735"/>
     <w:multiLevelType w:val="hybridMultilevel"/>
     <w:tmpl w:val="17E64FDC"/>
@@ -3515,13 +3759,126 @@
       <w:rPr>
         <w:rFonts w:ascii="Wingdings" w:hAnsi="Wingdings" w:hint="default"/>
       </w:rPr>
+    </w:lvl>
+  </w:abstractNum>
+  <w:abstractNum w:abstractNumId="7" w15:restartNumberingAfterBreak="0">
+    <w:nsid w:val="71EC4CE0"/>
+    <w:multiLevelType w:val="multilevel"/>
+    <w:tmpl w:val="CAD02BD4"/>
+    <w:lvl w:ilvl="0">
+      <w:start w:val="1"/>
+      <w:numFmt w:val="decimal"/>
+      <w:lvlText w:val="%1."/>
+      <w:lvlJc w:val="left"/>
+      <w:pPr>
+        <w:tabs>
+          <w:tab w:val="num" w:pos="720"/>
+        </w:tabs>
+        <w:ind w:left="720" w:hanging="360"/>
+      </w:pPr>
+    </w:lvl>
+    <w:lvl w:ilvl="1" w:tentative="1">
+      <w:start w:val="1"/>
+      <w:numFmt w:val="decimal"/>
+      <w:lvlText w:val="%2."/>
+      <w:lvlJc w:val="left"/>
+      <w:pPr>
+        <w:tabs>
+          <w:tab w:val="num" w:pos="1440"/>
+        </w:tabs>
+        <w:ind w:left="1440" w:hanging="360"/>
+      </w:pPr>
+    </w:lvl>
+    <w:lvl w:ilvl="2" w:tentative="1">
+      <w:start w:val="1"/>
+      <w:numFmt w:val="decimal"/>
+      <w:lvlText w:val="%3."/>
+      <w:lvlJc w:val="left"/>
+      <w:pPr>
+        <w:tabs>
+          <w:tab w:val="num" w:pos="2160"/>
+        </w:tabs>
+        <w:ind w:left="2160" w:hanging="360"/>
+      </w:pPr>
+    </w:lvl>
+    <w:lvl w:ilvl="3" w:tentative="1">
+      <w:start w:val="1"/>
+      <w:numFmt w:val="decimal"/>
+      <w:lvlText w:val="%4."/>
+      <w:lvlJc w:val="left"/>
+      <w:pPr>
+        <w:tabs>
+          <w:tab w:val="num" w:pos="2880"/>
+        </w:tabs>
+        <w:ind w:left="2880" w:hanging="360"/>
+      </w:pPr>
+    </w:lvl>
+    <w:lvl w:ilvl="4" w:tentative="1">
+      <w:start w:val="1"/>
+      <w:numFmt w:val="decimal"/>
+      <w:lvlText w:val="%5."/>
+      <w:lvlJc w:val="left"/>
+      <w:pPr>
+        <w:tabs>
+          <w:tab w:val="num" w:pos="3600"/>
+        </w:tabs>
+        <w:ind w:left="3600" w:hanging="360"/>
+      </w:pPr>
+    </w:lvl>
+    <w:lvl w:ilvl="5" w:tentative="1">
+      <w:start w:val="1"/>
+      <w:numFmt w:val="decimal"/>
+      <w:lvlText w:val="%6."/>
+      <w:lvlJc w:val="left"/>
+      <w:pPr>
+        <w:tabs>
+          <w:tab w:val="num" w:pos="4320"/>
+        </w:tabs>
+        <w:ind w:left="4320" w:hanging="360"/>
+      </w:pPr>
+    </w:lvl>
+    <w:lvl w:ilvl="6" w:tentative="1">
+      <w:start w:val="1"/>
+      <w:numFmt w:val="decimal"/>
+      <w:lvlText w:val="%7."/>
+      <w:lvlJc w:val="left"/>
+      <w:pPr>
+        <w:tabs>
+          <w:tab w:val="num" w:pos="5040"/>
+        </w:tabs>
+        <w:ind w:left="5040" w:hanging="360"/>
+      </w:pPr>
+    </w:lvl>
+    <w:lvl w:ilvl="7" w:tentative="1">
+      <w:start w:val="1"/>
+      <w:numFmt w:val="decimal"/>
+      <w:lvlText w:val="%8."/>
+      <w:lvlJc w:val="left"/>
+      <w:pPr>
+        <w:tabs>
+          <w:tab w:val="num" w:pos="5760"/>
+        </w:tabs>
+        <w:ind w:left="5760" w:hanging="360"/>
+      </w:pPr>
+    </w:lvl>
+    <w:lvl w:ilvl="8" w:tentative="1">
+      <w:start w:val="1"/>
+      <w:numFmt w:val="decimal"/>
+      <w:lvlText w:val="%9."/>
+      <w:lvlJc w:val="left"/>
+      <w:pPr>
+        <w:tabs>
+          <w:tab w:val="num" w:pos="6480"/>
+        </w:tabs>
+        <w:ind w:left="6480" w:hanging="360"/>
+      </w:pPr>
     </w:lvl>
   </w:abstractNum>
   <w:num w:numId="1">
     <w:abstractNumId w:val="1"/>
   </w:num>
   <w:num w:numId="2">
-    <w:abstractNumId w:val="5"/>
+    <w:abstractNumId w:val="6"/>
   </w:num>
   <w:num w:numId="3">
     <w:abstractNumId w:val="0"/>
@@ -3534,6 +3891,12 @@
   </w:num>
   <w:num w:numId="6">
     <w:abstractNumId w:val="3"/>
+  </w:num>
+  <w:num w:numId="7">
+    <w:abstractNumId w:val="7"/>
+  </w:num>
+  <w:num w:numId="8">
+    <w:abstractNumId w:val="5"/>
   </w:num>
 </w:numbering>
 </file>

--- a/GP_KTKF.docx
+++ b/GP_KTKF.docx
@@ -6,8 +6,8 @@
       <w:pPr>
         <w:jc w:val="center"/>
         <w:rPr>
-          <w:rFonts w:ascii="Times New Roman" w:hAnsi="Times New Roman" w:cs="Times New Roman"/>
-          <w:color w:val="660033"/>
+          <w:rFonts w:ascii="Arial Black" w:hAnsi="Arial Black" w:cs="Times New Roman"/>
+          <w:color w:val="1F3864" w:themeColor="accent1" w:themeShade="80"/>
           <w:sz w:val="72"/>
           <w:szCs w:val="72"/>
           <w:u w:val="single"/>
@@ -15,8 +15,8 @@
       </w:pPr>
       <w:r>
         <w:rPr>
-          <w:rFonts w:ascii="Times New Roman" w:hAnsi="Times New Roman" w:cs="Times New Roman"/>
-          <w:color w:val="660033"/>
+          <w:rFonts w:ascii="Arial Black" w:hAnsi="Arial Black" w:cs="Times New Roman"/>
+          <w:color w:val="1F3864" w:themeColor="accent1" w:themeShade="80"/>
           <w:sz w:val="72"/>
           <w:szCs w:val="72"/>
           <w:u w:val="single"/>
@@ -28,8 +28,8 @@
       <w:pPr>
         <w:jc w:val="center"/>
         <w:rPr>
-          <w:rFonts w:ascii="Times New Roman" w:hAnsi="Times New Roman" w:cs="Times New Roman"/>
-          <w:color w:val="660033"/>
+          <w:rFonts w:ascii="Arial Black" w:hAnsi="Arial Black" w:cs="Times New Roman"/>
+          <w:color w:val="1F3864" w:themeColor="accent1" w:themeShade="80"/>
           <w:sz w:val="52"/>
           <w:szCs w:val="52"/>
           <w:u w:val="single"/>
@@ -37,8 +37,8 @@
       </w:pPr>
       <w:r>
         <w:rPr>
-          <w:rFonts w:ascii="Times New Roman" w:hAnsi="Times New Roman" w:cs="Times New Roman"/>
-          <w:color w:val="660033"/>
+          <w:rFonts w:ascii="Arial Black" w:hAnsi="Arial Black" w:cs="Times New Roman"/>
+          <w:color w:val="1F3864" w:themeColor="accent1" w:themeShade="80"/>
           <w:sz w:val="44"/>
           <w:szCs w:val="44"/>
           <w:u w:val="single"/>
@@ -141,6 +141,7 @@
       </w:sdtPr>
       <w:sdtEndPr>
         <w:rPr>
+          <w:rFonts w:ascii="Arial Rounded MT Bold" w:hAnsi="Arial Rounded MT Bold"/>
           <w:b/>
           <w:bCs/>
           <w:sz w:val="28"/>
@@ -185,8 +186,9 @@
               <w:tab w:val="right" w:leader="dot" w:pos="9062"/>
             </w:tabs>
             <w:rPr>
-              <w:rFonts w:eastAsiaTheme="minorEastAsia"/>
+              <w:rFonts w:asciiTheme="minorHAnsi" w:eastAsiaTheme="minorEastAsia" w:hAnsiTheme="minorHAnsi"/>
               <w:noProof/>
+              <w:sz w:val="22"/>
               <w:lang w:eastAsia="hu-HU"/>
             </w:rPr>
           </w:pPr>
@@ -199,7 +201,7 @@
           <w:r>
             <w:fldChar w:fldCharType="separate"/>
           </w:r>
-          <w:hyperlink w:anchor="_Toc239402851" w:history="1">
+          <w:hyperlink w:anchor="_Toc239761654" w:history="1">
             <w:r>
               <w:rPr>
                 <w:rStyle w:val="Hiperhivatkozs"/>
@@ -226,7 +228,7 @@
                 <w:noProof/>
                 <w:webHidden/>
               </w:rPr>
-              <w:instrText xml:space="preserve"> PAGEREF _Toc239402851 \h </w:instrText>
+              <w:instrText xml:space="preserve"> PAGEREF _Toc239761654 \h </w:instrText>
             </w:r>
             <w:r>
               <w:rPr>
@@ -264,12 +266,13 @@
               <w:tab w:val="right" w:leader="dot" w:pos="9062"/>
             </w:tabs>
             <w:rPr>
-              <w:rFonts w:eastAsiaTheme="minorEastAsia"/>
+              <w:rFonts w:asciiTheme="minorHAnsi" w:eastAsiaTheme="minorEastAsia" w:hAnsiTheme="minorHAnsi"/>
               <w:noProof/>
+              <w:sz w:val="22"/>
               <w:lang w:eastAsia="hu-HU"/>
             </w:rPr>
           </w:pPr>
-          <w:hyperlink w:anchor="_Toc239402852" w:history="1">
+          <w:hyperlink w:anchor="_Toc239761655" w:history="1">
             <w:r>
               <w:rPr>
                 <w:rStyle w:val="Hiperhivatkozs"/>
@@ -296,7 +299,7 @@
                 <w:noProof/>
                 <w:webHidden/>
               </w:rPr>
-              <w:instrText xml:space="preserve"> PAGEREF _Toc239402852 \h </w:instrText>
+              <w:instrText xml:space="preserve"> PAGEREF _Toc239761655 \h </w:instrText>
             </w:r>
             <w:r>
               <w:rPr>
@@ -334,12 +337,13 @@
               <w:tab w:val="right" w:leader="dot" w:pos="9062"/>
             </w:tabs>
             <w:rPr>
-              <w:rFonts w:eastAsiaTheme="minorEastAsia"/>
+              <w:rFonts w:asciiTheme="minorHAnsi" w:eastAsiaTheme="minorEastAsia" w:hAnsiTheme="minorHAnsi"/>
               <w:noProof/>
+              <w:sz w:val="22"/>
               <w:lang w:eastAsia="hu-HU"/>
             </w:rPr>
           </w:pPr>
-          <w:hyperlink w:anchor="_Toc239402853" w:history="1">
+          <w:hyperlink w:anchor="_Toc239761656" w:history="1">
             <w:r>
               <w:rPr>
                 <w:rStyle w:val="Hiperhivatkozs"/>
@@ -366,7 +370,7 @@
                 <w:noProof/>
                 <w:webHidden/>
               </w:rPr>
-              <w:instrText xml:space="preserve"> PAGEREF _Toc239402853 \h </w:instrText>
+              <w:instrText xml:space="preserve"> PAGEREF _Toc239761656 \h </w:instrText>
             </w:r>
             <w:r>
               <w:rPr>
@@ -386,7 +390,7 @@
                 <w:noProof/>
                 <w:webHidden/>
               </w:rPr>
-              <w:t>3</w:t>
+              <w:t>4</w:t>
             </w:r>
             <w:r>
               <w:rPr>
@@ -404,18 +408,19 @@
               <w:tab w:val="right" w:leader="dot" w:pos="9062"/>
             </w:tabs>
             <w:rPr>
-              <w:rFonts w:eastAsiaTheme="minorEastAsia"/>
+              <w:rFonts w:asciiTheme="minorHAnsi" w:eastAsiaTheme="minorEastAsia" w:hAnsiTheme="minorHAnsi"/>
               <w:noProof/>
+              <w:sz w:val="22"/>
               <w:lang w:eastAsia="hu-HU"/>
             </w:rPr>
           </w:pPr>
-          <w:hyperlink w:anchor="_Toc239402854" w:history="1">
+          <w:hyperlink w:anchor="_Toc239761657" w:history="1">
             <w:r>
               <w:rPr>
                 <w:rStyle w:val="Hiperhivatkozs"/>
                 <w:noProof/>
               </w:rPr>
-              <w:t>3.1 Op rendszer</w:t>
+              <w:t>3.1 Operációs rendszer</w:t>
             </w:r>
             <w:r>
               <w:rPr>
@@ -436,7 +441,7 @@
                 <w:noProof/>
                 <w:webHidden/>
               </w:rPr>
-              <w:instrText xml:space="preserve"> PAGEREF _Toc239402854 \h </w:instrText>
+              <w:instrText xml:space="preserve"> PAGEREF _Toc239761657 \h </w:instrText>
             </w:r>
             <w:r>
               <w:rPr>
@@ -456,7 +461,7 @@
                 <w:noProof/>
                 <w:webHidden/>
               </w:rPr>
-              <w:t>3</w:t>
+              <w:t>4</w:t>
             </w:r>
             <w:r>
               <w:rPr>
@@ -474,18 +479,19 @@
               <w:tab w:val="right" w:leader="dot" w:pos="9062"/>
             </w:tabs>
             <w:rPr>
-              <w:rFonts w:eastAsiaTheme="minorEastAsia"/>
+              <w:rFonts w:asciiTheme="minorHAnsi" w:eastAsiaTheme="minorEastAsia" w:hAnsiTheme="minorHAnsi"/>
               <w:noProof/>
+              <w:sz w:val="22"/>
               <w:lang w:eastAsia="hu-HU"/>
             </w:rPr>
           </w:pPr>
-          <w:hyperlink w:anchor="_Toc239402855" w:history="1">
+          <w:hyperlink w:anchor="_Toc239761658" w:history="1">
             <w:r>
               <w:rPr>
                 <w:rStyle w:val="Hiperhivatkozs"/>
                 <w:noProof/>
               </w:rPr>
-              <w:t>3.2 Prog nyelv</w:t>
+              <w:t>3.2 Programozási nyelv</w:t>
             </w:r>
             <w:r>
               <w:rPr>
@@ -506,7 +512,7 @@
                 <w:noProof/>
                 <w:webHidden/>
               </w:rPr>
-              <w:instrText xml:space="preserve"> PAGEREF _Toc239402855 \h </w:instrText>
+              <w:instrText xml:space="preserve"> PAGEREF _Toc239761658 \h </w:instrText>
             </w:r>
             <w:r>
               <w:rPr>
@@ -526,7 +532,7 @@
                 <w:noProof/>
                 <w:webHidden/>
               </w:rPr>
-              <w:t>3</w:t>
+              <w:t>4</w:t>
             </w:r>
             <w:r>
               <w:rPr>
@@ -544,12 +550,13 @@
               <w:tab w:val="right" w:leader="dot" w:pos="9062"/>
             </w:tabs>
             <w:rPr>
-              <w:rFonts w:eastAsiaTheme="minorEastAsia"/>
+              <w:rFonts w:asciiTheme="minorHAnsi" w:eastAsiaTheme="minorEastAsia" w:hAnsiTheme="minorHAnsi"/>
               <w:noProof/>
+              <w:sz w:val="22"/>
               <w:lang w:eastAsia="hu-HU"/>
             </w:rPr>
           </w:pPr>
-          <w:hyperlink w:anchor="_Toc239402856" w:history="1">
+          <w:hyperlink w:anchor="_Toc239761659" w:history="1">
             <w:r>
               <w:rPr>
                 <w:rStyle w:val="Hiperhivatkozs"/>
@@ -576,7 +583,7 @@
                 <w:noProof/>
                 <w:webHidden/>
               </w:rPr>
-              <w:instrText xml:space="preserve"> PAGEREF _Toc239402856 \h </w:instrText>
+              <w:instrText xml:space="preserve"> PAGEREF _Toc239761659 \h </w:instrText>
             </w:r>
             <w:r>
               <w:rPr>
@@ -596,7 +603,7 @@
                 <w:noProof/>
                 <w:webHidden/>
               </w:rPr>
-              <w:t>3</w:t>
+              <w:t>4</w:t>
             </w:r>
             <w:r>
               <w:rPr>
@@ -614,12 +621,13 @@
               <w:tab w:val="right" w:leader="dot" w:pos="9062"/>
             </w:tabs>
             <w:rPr>
-              <w:rFonts w:eastAsiaTheme="minorEastAsia"/>
+              <w:rFonts w:asciiTheme="minorHAnsi" w:eastAsiaTheme="minorEastAsia" w:hAnsiTheme="minorHAnsi"/>
               <w:noProof/>
+              <w:sz w:val="22"/>
               <w:lang w:eastAsia="hu-HU"/>
             </w:rPr>
           </w:pPr>
-          <w:hyperlink w:anchor="_Toc239402857" w:history="1">
+          <w:hyperlink w:anchor="_Toc239761660" w:history="1">
             <w:r>
               <w:rPr>
                 <w:rStyle w:val="Hiperhivatkozs"/>
@@ -646,7 +654,7 @@
                 <w:noProof/>
                 <w:webHidden/>
               </w:rPr>
-              <w:instrText xml:space="preserve"> PAGEREF _Toc239402857 \h </w:instrText>
+              <w:instrText xml:space="preserve"> PAGEREF _Toc239761660 \h </w:instrText>
             </w:r>
             <w:r>
               <w:rPr>
@@ -666,7 +674,7 @@
                 <w:noProof/>
                 <w:webHidden/>
               </w:rPr>
-              <w:t>3</w:t>
+              <w:t>4</w:t>
             </w:r>
             <w:r>
               <w:rPr>
@@ -684,12 +692,13 @@
               <w:tab w:val="right" w:leader="dot" w:pos="9062"/>
             </w:tabs>
             <w:rPr>
-              <w:rFonts w:eastAsiaTheme="minorEastAsia"/>
+              <w:rFonts w:asciiTheme="minorHAnsi" w:eastAsiaTheme="minorEastAsia" w:hAnsiTheme="minorHAnsi"/>
               <w:noProof/>
+              <w:sz w:val="22"/>
               <w:lang w:eastAsia="hu-HU"/>
             </w:rPr>
           </w:pPr>
-          <w:hyperlink w:anchor="_Toc239402858" w:history="1">
+          <w:hyperlink w:anchor="_Toc239761661" w:history="1">
             <w:r>
               <w:rPr>
                 <w:rStyle w:val="Hiperhivatkozs"/>
@@ -716,7 +725,7 @@
                 <w:noProof/>
                 <w:webHidden/>
               </w:rPr>
-              <w:instrText xml:space="preserve"> PAGEREF _Toc239402858 \h </w:instrText>
+              <w:instrText xml:space="preserve"> PAGEREF _Toc239761661 \h </w:instrText>
             </w:r>
             <w:r>
               <w:rPr>
@@ -736,7 +745,7 @@
                 <w:noProof/>
                 <w:webHidden/>
               </w:rPr>
-              <w:t>3</w:t>
+              <w:t>5</w:t>
             </w:r>
             <w:r>
               <w:rPr>
@@ -754,12 +763,13 @@
               <w:tab w:val="right" w:leader="dot" w:pos="9062"/>
             </w:tabs>
             <w:rPr>
-              <w:rFonts w:eastAsiaTheme="minorEastAsia"/>
+              <w:rFonts w:asciiTheme="minorHAnsi" w:eastAsiaTheme="minorEastAsia" w:hAnsiTheme="minorHAnsi"/>
               <w:noProof/>
+              <w:sz w:val="22"/>
               <w:lang w:eastAsia="hu-HU"/>
             </w:rPr>
           </w:pPr>
-          <w:hyperlink w:anchor="_Toc239402859" w:history="1">
+          <w:hyperlink w:anchor="_Toc239761662" w:history="1">
             <w:r>
               <w:rPr>
                 <w:rStyle w:val="Hiperhivatkozs"/>
@@ -786,7 +796,7 @@
                 <w:noProof/>
                 <w:webHidden/>
               </w:rPr>
-              <w:instrText xml:space="preserve"> PAGEREF _Toc239402859 \h </w:instrText>
+              <w:instrText xml:space="preserve"> PAGEREF _Toc239761662 \h </w:instrText>
             </w:r>
             <w:r>
               <w:rPr>
@@ -806,7 +816,7 @@
                 <w:noProof/>
                 <w:webHidden/>
               </w:rPr>
-              <w:t>3</w:t>
+              <w:t>6</w:t>
             </w:r>
             <w:r>
               <w:rPr>
@@ -824,12 +834,13 @@
               <w:tab w:val="right" w:leader="dot" w:pos="9062"/>
             </w:tabs>
             <w:rPr>
-              <w:rFonts w:eastAsiaTheme="minorEastAsia"/>
+              <w:rFonts w:asciiTheme="minorHAnsi" w:eastAsiaTheme="minorEastAsia" w:hAnsiTheme="minorHAnsi"/>
               <w:noProof/>
+              <w:sz w:val="22"/>
               <w:lang w:eastAsia="hu-HU"/>
             </w:rPr>
           </w:pPr>
-          <w:hyperlink w:anchor="_Toc239402860" w:history="1">
+          <w:hyperlink w:anchor="_Toc239761663" w:history="1">
             <w:r>
               <w:rPr>
                 <w:rStyle w:val="Hiperhivatkozs"/>
@@ -856,7 +867,7 @@
                 <w:noProof/>
                 <w:webHidden/>
               </w:rPr>
-              <w:instrText xml:space="preserve"> PAGEREF _Toc239402860 \h </w:instrText>
+              <w:instrText xml:space="preserve"> PAGEREF _Toc239761663 \h </w:instrText>
             </w:r>
             <w:r>
               <w:rPr>
@@ -876,7 +887,7 @@
                 <w:noProof/>
                 <w:webHidden/>
               </w:rPr>
-              <w:t>3</w:t>
+              <w:t>6</w:t>
             </w:r>
             <w:r>
               <w:rPr>
@@ -894,12 +905,13 @@
               <w:tab w:val="right" w:leader="dot" w:pos="9062"/>
             </w:tabs>
             <w:rPr>
-              <w:rFonts w:eastAsiaTheme="minorEastAsia"/>
+              <w:rFonts w:asciiTheme="minorHAnsi" w:eastAsiaTheme="minorEastAsia" w:hAnsiTheme="minorHAnsi"/>
               <w:noProof/>
+              <w:sz w:val="22"/>
               <w:lang w:eastAsia="hu-HU"/>
             </w:rPr>
           </w:pPr>
-          <w:hyperlink w:anchor="_Toc239402861" w:history="1">
+          <w:hyperlink w:anchor="_Toc239761664" w:history="1">
             <w:r>
               <w:rPr>
                 <w:rStyle w:val="Hiperhivatkozs"/>
@@ -926,7 +938,7 @@
                 <w:noProof/>
                 <w:webHidden/>
               </w:rPr>
-              <w:instrText xml:space="preserve"> PAGEREF _Toc239402861 \h </w:instrText>
+              <w:instrText xml:space="preserve"> PAGEREF _Toc239761664 \h </w:instrText>
             </w:r>
             <w:r>
               <w:rPr>
@@ -946,7 +958,7 @@
                 <w:noProof/>
                 <w:webHidden/>
               </w:rPr>
-              <w:t>3</w:t>
+              <w:t>6</w:t>
             </w:r>
             <w:r>
               <w:rPr>
@@ -964,12 +976,13 @@
               <w:tab w:val="right" w:leader="dot" w:pos="9062"/>
             </w:tabs>
             <w:rPr>
-              <w:rFonts w:eastAsiaTheme="minorEastAsia"/>
+              <w:rFonts w:asciiTheme="minorHAnsi" w:eastAsiaTheme="minorEastAsia" w:hAnsiTheme="minorHAnsi"/>
               <w:noProof/>
+              <w:sz w:val="22"/>
               <w:lang w:eastAsia="hu-HU"/>
             </w:rPr>
           </w:pPr>
-          <w:hyperlink w:anchor="_Toc239402862" w:history="1">
+          <w:hyperlink w:anchor="_Toc239761665" w:history="1">
             <w:r>
               <w:rPr>
                 <w:rStyle w:val="Hiperhivatkozs"/>
@@ -996,7 +1009,7 @@
                 <w:noProof/>
                 <w:webHidden/>
               </w:rPr>
-              <w:instrText xml:space="preserve"> PAGEREF _Toc239402862 \h </w:instrText>
+              <w:instrText xml:space="preserve"> PAGEREF _Toc239761665 \h </w:instrText>
             </w:r>
             <w:r>
               <w:rPr>
@@ -1016,7 +1029,7 @@
                 <w:noProof/>
                 <w:webHidden/>
               </w:rPr>
-              <w:t>3</w:t>
+              <w:t>7</w:t>
             </w:r>
             <w:r>
               <w:rPr>
@@ -1034,18 +1047,49 @@
               <w:tab w:val="right" w:leader="dot" w:pos="9062"/>
             </w:tabs>
             <w:rPr>
-              <w:rFonts w:eastAsiaTheme="minorEastAsia"/>
+              <w:rFonts w:asciiTheme="minorHAnsi" w:eastAsiaTheme="minorEastAsia" w:hAnsiTheme="minorHAnsi"/>
               <w:noProof/>
+              <w:sz w:val="22"/>
               <w:lang w:eastAsia="hu-HU"/>
             </w:rPr>
           </w:pPr>
-          <w:hyperlink w:anchor="_Toc239402863" w:history="1">
+          <w:hyperlink w:anchor="_Toc239761666" w:history="1">
             <w:r>
               <w:rPr>
                 <w:rStyle w:val="Hiperhivatkozs"/>
                 <w:noProof/>
               </w:rPr>
-              <w:t>5.1 Erőforrás-terv</w:t>
+              <w:t>5.1 Er</w:t>
+            </w:r>
+            <w:r>
+              <w:rPr>
+                <w:rStyle w:val="Hiperhivatkozs"/>
+                <w:rFonts w:ascii="Calibri" w:hAnsi="Calibri" w:cs="Calibri"/>
+                <w:noProof/>
+              </w:rPr>
+              <w:t>ő</w:t>
+            </w:r>
+            <w:r>
+              <w:rPr>
+                <w:rStyle w:val="Hiperhivatkozs"/>
+                <w:noProof/>
+              </w:rPr>
+              <w:t>forr</w:t>
+            </w:r>
+            <w:r>
+              <w:rPr>
+                <w:rStyle w:val="Hiperhivatkozs"/>
+                <w:rFonts w:cs="Arial Rounded MT Bold"/>
+                <w:noProof/>
+              </w:rPr>
+              <w:t>á</w:t>
+            </w:r>
+            <w:r>
+              <w:rPr>
+                <w:rStyle w:val="Hiperhivatkozs"/>
+                <w:noProof/>
+              </w:rPr>
+              <w:t>s-terv</w:t>
             </w:r>
             <w:r>
               <w:rPr>
@@ -1066,7 +1110,7 @@
                 <w:noProof/>
                 <w:webHidden/>
               </w:rPr>
-              <w:instrText xml:space="preserve"> PAGEREF _Toc239402863 \h </w:instrText>
+              <w:instrText xml:space="preserve"> PAGEREF _Toc239761666 \h </w:instrText>
             </w:r>
             <w:r>
               <w:rPr>
@@ -1086,7 +1130,7 @@
                 <w:noProof/>
                 <w:webHidden/>
               </w:rPr>
-              <w:t>3</w:t>
+              <w:t>7</w:t>
             </w:r>
             <w:r>
               <w:rPr>
@@ -1104,18 +1148,19 @@
               <w:tab w:val="right" w:leader="dot" w:pos="9062"/>
             </w:tabs>
             <w:rPr>
-              <w:rFonts w:eastAsiaTheme="minorEastAsia"/>
+              <w:rFonts w:asciiTheme="minorHAnsi" w:eastAsiaTheme="minorEastAsia" w:hAnsiTheme="minorHAnsi"/>
               <w:noProof/>
+              <w:sz w:val="22"/>
               <w:lang w:eastAsia="hu-HU"/>
             </w:rPr>
           </w:pPr>
-          <w:hyperlink w:anchor="_Toc239402864" w:history="1">
+          <w:hyperlink w:anchor="_Toc239761667" w:history="1">
             <w:r>
               <w:rPr>
                 <w:rStyle w:val="Hiperhivatkozs"/>
                 <w:noProof/>
               </w:rPr>
-              <w:t>5.2 Technikai dok</w:t>
+              <w:t>5.2 Technikai dokumentáció</w:t>
             </w:r>
             <w:r>
               <w:rPr>
@@ -1136,7 +1181,7 @@
                 <w:noProof/>
                 <w:webHidden/>
               </w:rPr>
-              <w:instrText xml:space="preserve"> PAGEREF _Toc239402864 \h </w:instrText>
+              <w:instrText xml:space="preserve"> PAGEREF _Toc239761667 \h </w:instrText>
             </w:r>
             <w:r>
               <w:rPr>
@@ -1156,7 +1201,7 @@
                 <w:noProof/>
                 <w:webHidden/>
               </w:rPr>
-              <w:t>3</w:t>
+              <w:t>7</w:t>
             </w:r>
             <w:r>
               <w:rPr>
@@ -1174,18 +1219,19 @@
               <w:tab w:val="right" w:leader="dot" w:pos="9062"/>
             </w:tabs>
             <w:rPr>
-              <w:rFonts w:eastAsiaTheme="minorEastAsia"/>
+              <w:rFonts w:asciiTheme="minorHAnsi" w:eastAsiaTheme="minorEastAsia" w:hAnsiTheme="minorHAnsi"/>
               <w:noProof/>
+              <w:sz w:val="22"/>
               <w:lang w:eastAsia="hu-HU"/>
             </w:rPr>
           </w:pPr>
-          <w:hyperlink w:anchor="_Toc239402865" w:history="1">
+          <w:hyperlink w:anchor="_Toc239761668" w:history="1">
             <w:r>
               <w:rPr>
                 <w:rStyle w:val="Hiperhivatkozs"/>
                 <w:noProof/>
               </w:rPr>
-              <w:t>5.3 Forráskód dok</w:t>
+              <w:t>5.3 Forráskód dokumentáció</w:t>
             </w:r>
             <w:r>
               <w:rPr>
@@ -1206,7 +1252,7 @@
                 <w:noProof/>
                 <w:webHidden/>
               </w:rPr>
-              <w:instrText xml:space="preserve"> PAGEREF _Toc239402865 \h </w:instrText>
+              <w:instrText xml:space="preserve"> PAGEREF _Toc239761668 \h </w:instrText>
             </w:r>
             <w:r>
               <w:rPr>
@@ -1226,7 +1272,7 @@
                 <w:noProof/>
                 <w:webHidden/>
               </w:rPr>
-              <w:t>3</w:t>
+              <w:t>7</w:t>
             </w:r>
             <w:r>
               <w:rPr>
@@ -1244,18 +1290,19 @@
               <w:tab w:val="right" w:leader="dot" w:pos="9062"/>
             </w:tabs>
             <w:rPr>
-              <w:rFonts w:eastAsiaTheme="minorEastAsia"/>
+              <w:rFonts w:asciiTheme="minorHAnsi" w:eastAsiaTheme="minorEastAsia" w:hAnsiTheme="minorHAnsi"/>
               <w:noProof/>
+              <w:sz w:val="22"/>
               <w:lang w:eastAsia="hu-HU"/>
             </w:rPr>
           </w:pPr>
-          <w:hyperlink w:anchor="_Toc239402866" w:history="1">
+          <w:hyperlink w:anchor="_Toc239761669" w:history="1">
             <w:r>
               <w:rPr>
                 <w:rStyle w:val="Hiperhivatkozs"/>
                 <w:noProof/>
               </w:rPr>
-              <w:t>5.4 Felhasználói dok</w:t>
+              <w:t>5.4 Felhasználói dokumentáció</w:t>
             </w:r>
             <w:r>
               <w:rPr>
@@ -1276,7 +1323,7 @@
                 <w:noProof/>
                 <w:webHidden/>
               </w:rPr>
-              <w:instrText xml:space="preserve"> PAGEREF _Toc239402866 \h </w:instrText>
+              <w:instrText xml:space="preserve"> PAGEREF _Toc239761669 \h </w:instrText>
             </w:r>
             <w:r>
               <w:rPr>
@@ -1296,7 +1343,7 @@
                 <w:noProof/>
                 <w:webHidden/>
               </w:rPr>
-              <w:t>3</w:t>
+              <w:t>7</w:t>
             </w:r>
             <w:r>
               <w:rPr>
@@ -1314,12 +1361,13 @@
               <w:tab w:val="right" w:leader="dot" w:pos="9062"/>
             </w:tabs>
             <w:rPr>
-              <w:rFonts w:eastAsiaTheme="minorEastAsia"/>
+              <w:rFonts w:asciiTheme="minorHAnsi" w:eastAsiaTheme="minorEastAsia" w:hAnsiTheme="minorHAnsi"/>
               <w:noProof/>
+              <w:sz w:val="22"/>
               <w:lang w:eastAsia="hu-HU"/>
             </w:rPr>
           </w:pPr>
-          <w:hyperlink w:anchor="_Toc239402867" w:history="1">
+          <w:hyperlink w:anchor="_Toc239761670" w:history="1">
             <w:r>
               <w:rPr>
                 <w:rStyle w:val="Hiperhivatkozs"/>
@@ -1346,7 +1394,7 @@
                 <w:noProof/>
                 <w:webHidden/>
               </w:rPr>
-              <w:instrText xml:space="preserve"> PAGEREF _Toc239402867 \h </w:instrText>
+              <w:instrText xml:space="preserve"> PAGEREF _Toc239761670 \h </w:instrText>
             </w:r>
             <w:r>
               <w:rPr>
@@ -1366,7 +1414,7 @@
                 <w:noProof/>
                 <w:webHidden/>
               </w:rPr>
-              <w:t>3</w:t>
+              <w:t>8</w:t>
             </w:r>
             <w:r>
               <w:rPr>
@@ -1417,7 +1465,7 @@
       <w:pPr>
         <w:pStyle w:val="Cmsor2"/>
       </w:pPr>
-      <w:bookmarkStart w:id="0" w:name="_Toc239402851"/>
+      <w:bookmarkStart w:id="0" w:name="_Toc239761654"/>
       <w:r>
         <w:t>2.1. Cím</w:t>
       </w:r>
@@ -1442,32 +1490,766 @@
       <w:pPr>
         <w:pStyle w:val="Cmsor2"/>
       </w:pPr>
-      <w:bookmarkStart w:id="1" w:name="_Toc239402852"/>
+      <w:bookmarkStart w:id="1" w:name="_Toc239761655"/>
       <w:r>
         <w:t>2.2. Feladat ismertetése</w:t>
       </w:r>
       <w:bookmarkEnd w:id="1"/>
     </w:p>
     <w:p>
-      <w:r>
-        <w:t>Saját tapasztalat alapján a kollégiumi kimenetelek felügyelete kényelmetlen a tanárok és diákok részéről egyaránt mivel a tanárok nem tudják nyomon követni hogy merre jár a diák és mikor ért vissza élőben a, diákoknak meg mindig fel kell keresnie a legközelebbi tanárt és megbeszélni vele távozásának okát.</w:t>
-      </w:r>
-      <w:r>
-        <w:t xml:space="preserve"> </w:t>
-      </w:r>
-      <w:r>
-        <w:t xml:space="preserve">Ez a szoftver azért szolgálna hogy mind ez digitális úton </w:t>
-      </w:r>
-      <w:proofErr w:type="spellStart"/>
-      <w:r>
-        <w:t>működjön</w:t>
-      </w:r>
-      <w:proofErr w:type="spellEnd"/>
-      <w:r>
-        <w:t xml:space="preserve"> ahol a tanár eszközén tudja figyelni </w:t>
-      </w:r>
-      <w:r>
-        <w:t>mikor és miért távoztak diákjai és a diákoknak meg megkímélné a felesleges keresgélést tanárért.</w:t>
+      <w:pPr>
+        <w:rPr>
+          <w:rFonts w:ascii="Times New Roman" w:hAnsi="Times New Roman"/>
+          <w:sz w:val="24"/>
+        </w:rPr>
+      </w:pPr>
+      <w:r>
+        <w:t>Saját tapasztalataink alapján a kollégiumi kimenetelek és eltávozások manuális felügyelete mind az oktatói, mind a diákoldalról alacsony hatékonyságú és nehézkes folyamat. A pedagógusok nem rendelkeznek valós idej</w:t>
+      </w:r>
+      <w:r>
+        <w:rPr>
+          <w:rFonts w:ascii="Calibri" w:hAnsi="Calibri" w:cs="Calibri"/>
+        </w:rPr>
+        <w:t>ű</w:t>
+      </w:r>
+      <w:r>
+        <w:t xml:space="preserve"> inform</w:t>
+      </w:r>
+      <w:r>
+        <w:rPr>
+          <w:rFonts w:cs="Arial Rounded MT Bold"/>
+        </w:rPr>
+        <w:t>á</w:t>
+      </w:r>
+      <w:r>
+        <w:t>ci</w:t>
+      </w:r>
+      <w:r>
+        <w:rPr>
+          <w:rFonts w:cs="Arial Rounded MT Bold"/>
+        </w:rPr>
+        <w:t>ó</w:t>
+      </w:r>
+      <w:r>
+        <w:t>val a tanul</w:t>
+      </w:r>
+      <w:r>
+        <w:rPr>
+          <w:rFonts w:cs="Arial Rounded MT Bold"/>
+        </w:rPr>
+        <w:t>ó</w:t>
+      </w:r>
+      <w:r>
+        <w:t>k tart</w:t>
+      </w:r>
+      <w:r>
+        <w:rPr>
+          <w:rFonts w:cs="Arial Rounded MT Bold"/>
+        </w:rPr>
+        <w:t>ó</w:t>
+      </w:r>
+      <w:r>
+        <w:t>zkod</w:t>
+      </w:r>
+      <w:r>
+        <w:rPr>
+          <w:rFonts w:cs="Arial Rounded MT Bold"/>
+        </w:rPr>
+        <w:t>á</w:t>
+      </w:r>
+      <w:r>
+        <w:t>si hely</w:t>
+      </w:r>
+      <w:r>
+        <w:rPr>
+          <w:rFonts w:cs="Arial Rounded MT Bold"/>
+        </w:rPr>
+        <w:t>é</w:t>
+      </w:r>
+      <w:r>
+        <w:t>r</w:t>
+      </w:r>
+      <w:r>
+        <w:rPr>
+          <w:rFonts w:ascii="Calibri" w:hAnsi="Calibri" w:cs="Calibri"/>
+        </w:rPr>
+        <w:t>ő</w:t>
+      </w:r>
+      <w:r>
+        <w:t>l, valamint a visszat</w:t>
+      </w:r>
+      <w:r>
+        <w:rPr>
+          <w:rFonts w:cs="Arial Rounded MT Bold"/>
+        </w:rPr>
+        <w:t>é</w:t>
+      </w:r>
+      <w:r>
+        <w:t>r</w:t>
+      </w:r>
+      <w:r>
+        <w:rPr>
+          <w:rFonts w:cs="Arial Rounded MT Bold"/>
+        </w:rPr>
+        <w:t>é</w:t>
+      </w:r>
+      <w:r>
+        <w:t>s pontos id</w:t>
+      </w:r>
+      <w:r>
+        <w:rPr>
+          <w:rFonts w:ascii="Calibri" w:hAnsi="Calibri" w:cs="Calibri"/>
+        </w:rPr>
+        <w:t>ő</w:t>
+      </w:r>
+      <w:r>
+        <w:t>pontj</w:t>
+      </w:r>
+      <w:r>
+        <w:rPr>
+          <w:rFonts w:cs="Arial Rounded MT Bold"/>
+        </w:rPr>
+        <w:t>á</w:t>
+      </w:r>
+      <w:r>
+        <w:t>r</w:t>
+      </w:r>
+      <w:r>
+        <w:rPr>
+          <w:rFonts w:cs="Arial Rounded MT Bold"/>
+        </w:rPr>
+        <w:t>ó</w:t>
+      </w:r>
+      <w:r>
+        <w:t>l. Ezzel p</w:t>
+      </w:r>
+      <w:r>
+        <w:rPr>
+          <w:rFonts w:cs="Arial Rounded MT Bold"/>
+        </w:rPr>
+        <w:t>á</w:t>
+      </w:r>
+      <w:r>
+        <w:t>rhuzamosan a di</w:t>
+      </w:r>
+      <w:r>
+        <w:rPr>
+          <w:rFonts w:cs="Arial Rounded MT Bold"/>
+        </w:rPr>
+        <w:t>á</w:t>
+      </w:r>
+      <w:r>
+        <w:t>kok sz</w:t>
+      </w:r>
+      <w:r>
+        <w:rPr>
+          <w:rFonts w:cs="Arial Rounded MT Bold"/>
+        </w:rPr>
+        <w:t>á</w:t>
+      </w:r>
+      <w:r>
+        <w:t>m</w:t>
+      </w:r>
+      <w:r>
+        <w:rPr>
+          <w:rFonts w:cs="Arial Rounded MT Bold"/>
+        </w:rPr>
+        <w:t>á</w:t>
+      </w:r>
+      <w:r>
+        <w:t>ra terhet jelent</w:t>
+      </w:r>
+      <w:r>
+        <w:t>het</w:t>
+      </w:r>
+      <w:r>
+        <w:t xml:space="preserve"> a jelenl</w:t>
+      </w:r>
+      <w:r>
+        <w:rPr>
+          <w:rFonts w:cs="Arial Rounded MT Bold"/>
+        </w:rPr>
+        <w:t>é</w:t>
+      </w:r>
+      <w:r>
+        <w:t>v</w:t>
+      </w:r>
+      <w:r>
+        <w:rPr>
+          <w:rFonts w:ascii="Calibri" w:hAnsi="Calibri" w:cs="Calibri"/>
+        </w:rPr>
+        <w:t>ő</w:t>
+      </w:r>
+      <w:r>
+        <w:t xml:space="preserve"> fel</w:t>
+      </w:r>
+      <w:r>
+        <w:rPr>
+          <w:rFonts w:cs="Arial Rounded MT Bold"/>
+        </w:rPr>
+        <w:t>ü</w:t>
+      </w:r>
+      <w:r>
+        <w:t>gyel</w:t>
+      </w:r>
+      <w:r>
+        <w:rPr>
+          <w:rFonts w:ascii="Calibri" w:hAnsi="Calibri" w:cs="Calibri"/>
+        </w:rPr>
+        <w:t>ő</w:t>
+      </w:r>
+      <w:r>
+        <w:t xml:space="preserve"> tan</w:t>
+      </w:r>
+      <w:r>
+        <w:rPr>
+          <w:rFonts w:cs="Arial Rounded MT Bold"/>
+        </w:rPr>
+        <w:t>á</w:t>
+      </w:r>
+      <w:r>
+        <w:t>r szem</w:t>
+      </w:r>
+      <w:r>
+        <w:rPr>
+          <w:rFonts w:cs="Arial Rounded MT Bold"/>
+        </w:rPr>
+        <w:t>é</w:t>
+      </w:r>
+      <w:r>
+        <w:t>lyes felkeres</w:t>
+      </w:r>
+      <w:r>
+        <w:rPr>
+          <w:rFonts w:cs="Arial Rounded MT Bold"/>
+        </w:rPr>
+        <w:t>é</w:t>
+      </w:r>
+      <w:r>
+        <w:t xml:space="preserve">se </w:t>
+      </w:r>
+      <w:r>
+        <w:rPr>
+          <w:rFonts w:cs="Arial Rounded MT Bold"/>
+        </w:rPr>
+        <w:t>é</w:t>
+      </w:r>
+      <w:r>
+        <w:t>s az elt</w:t>
+      </w:r>
+      <w:r>
+        <w:rPr>
+          <w:rFonts w:cs="Arial Rounded MT Bold"/>
+        </w:rPr>
+        <w:t>á</w:t>
+      </w:r>
+      <w:r>
+        <w:t>voz</w:t>
+      </w:r>
+      <w:r>
+        <w:rPr>
+          <w:rFonts w:cs="Arial Rounded MT Bold"/>
+        </w:rPr>
+        <w:t>á</w:t>
+      </w:r>
+      <w:r>
+        <w:t>s indokl</w:t>
+      </w:r>
+      <w:r>
+        <w:rPr>
+          <w:rFonts w:cs="Arial Rounded MT Bold"/>
+        </w:rPr>
+        <w:t>á</w:t>
+      </w:r>
+      <w:r>
+        <w:t>sa.</w:t>
+      </w:r>
+    </w:p>
+    <w:p>
+      <w:r>
+        <w:t>A tervezett szoftveres megoldás célja ezen folyamatok teljes kör</w:t>
+      </w:r>
+      <w:r>
+        <w:rPr>
+          <w:rFonts w:ascii="Calibri" w:hAnsi="Calibri" w:cs="Calibri"/>
+        </w:rPr>
+        <w:t>ű</w:t>
+      </w:r>
+      <w:r>
+        <w:t xml:space="preserve"> digitaliz</w:t>
+      </w:r>
+      <w:r>
+        <w:rPr>
+          <w:rFonts w:cs="Arial Rounded MT Bold"/>
+        </w:rPr>
+        <w:t>á</w:t>
+      </w:r>
+      <w:r>
+        <w:t>l</w:t>
+      </w:r>
+      <w:r>
+        <w:rPr>
+          <w:rFonts w:cs="Arial Rounded MT Bold"/>
+        </w:rPr>
+        <w:t>á</w:t>
+      </w:r>
+      <w:r>
+        <w:t>sa. A rendszer lehet</w:t>
+      </w:r>
+      <w:r>
+        <w:rPr>
+          <w:rFonts w:ascii="Calibri" w:hAnsi="Calibri" w:cs="Calibri"/>
+        </w:rPr>
+        <w:t>ő</w:t>
+      </w:r>
+      <w:r>
+        <w:t>v</w:t>
+      </w:r>
+      <w:r>
+        <w:rPr>
+          <w:rFonts w:cs="Arial Rounded MT Bold"/>
+        </w:rPr>
+        <w:t>é</w:t>
+      </w:r>
+      <w:r>
+        <w:t xml:space="preserve"> teszi, hogy az oktat</w:t>
+      </w:r>
+      <w:r>
+        <w:rPr>
+          <w:rFonts w:cs="Arial Rounded MT Bold"/>
+        </w:rPr>
+        <w:t>ó</w:t>
+      </w:r>
+      <w:r>
+        <w:t>k saj</w:t>
+      </w:r>
+      <w:r>
+        <w:rPr>
+          <w:rFonts w:cs="Arial Rounded MT Bold"/>
+        </w:rPr>
+        <w:t>á</w:t>
+      </w:r>
+      <w:r>
+        <w:t>t eszk</w:t>
+      </w:r>
+      <w:r>
+        <w:rPr>
+          <w:rFonts w:cs="Arial Rounded MT Bold"/>
+        </w:rPr>
+        <w:t>ö</w:t>
+      </w:r>
+      <w:r>
+        <w:t>zeiken kereszt</w:t>
+      </w:r>
+      <w:r>
+        <w:rPr>
+          <w:rFonts w:cs="Arial Rounded MT Bold"/>
+        </w:rPr>
+        <w:t>ü</w:t>
+      </w:r>
+      <w:r>
+        <w:t>l, k</w:t>
+      </w:r>
+      <w:r>
+        <w:rPr>
+          <w:rFonts w:cs="Arial Rounded MT Bold"/>
+        </w:rPr>
+        <w:t>ö</w:t>
+      </w:r>
+      <w:r>
+        <w:t>zpontos</w:t>
+      </w:r>
+      <w:r>
+        <w:rPr>
+          <w:rFonts w:cs="Arial Rounded MT Bold"/>
+        </w:rPr>
+        <w:t>í</w:t>
+      </w:r>
+      <w:r>
+        <w:t>tva k</w:t>
+      </w:r>
+      <w:r>
+        <w:rPr>
+          <w:rFonts w:cs="Arial Rounded MT Bold"/>
+        </w:rPr>
+        <w:t>ö</w:t>
+      </w:r>
+      <w:r>
+        <w:t>vess</w:t>
+      </w:r>
+      <w:r>
+        <w:rPr>
+          <w:rFonts w:cs="Arial Rounded MT Bold"/>
+        </w:rPr>
+        <w:t>é</w:t>
+      </w:r>
+      <w:r>
+        <w:t>k nyomon a tanul</w:t>
+      </w:r>
+      <w:r>
+        <w:rPr>
+          <w:rFonts w:cs="Arial Rounded MT Bold"/>
+        </w:rPr>
+        <w:t>ó</w:t>
+      </w:r>
+      <w:r>
+        <w:t>k elt</w:t>
+      </w:r>
+      <w:r>
+        <w:rPr>
+          <w:rFonts w:cs="Arial Rounded MT Bold"/>
+        </w:rPr>
+        <w:t>á</w:t>
+      </w:r>
+      <w:r>
+        <w:t>voz</w:t>
+      </w:r>
+      <w:r>
+        <w:rPr>
+          <w:rFonts w:cs="Arial Rounded MT Bold"/>
+        </w:rPr>
+        <w:t>á</w:t>
+      </w:r>
+      <w:r>
+        <w:t>sainak id</w:t>
+      </w:r>
+      <w:r>
+        <w:rPr>
+          <w:rFonts w:ascii="Calibri" w:hAnsi="Calibri" w:cs="Calibri"/>
+        </w:rPr>
+        <w:t>ő</w:t>
+      </w:r>
+      <w:r>
+        <w:t>pontj</w:t>
+      </w:r>
+      <w:r>
+        <w:rPr>
+          <w:rFonts w:cs="Arial Rounded MT Bold"/>
+        </w:rPr>
+        <w:t>á</w:t>
+      </w:r>
+      <w:r>
+        <w:t xml:space="preserve">t </w:t>
+      </w:r>
+      <w:r>
+        <w:rPr>
+          <w:rFonts w:cs="Arial Rounded MT Bold"/>
+        </w:rPr>
+        <w:t>é</w:t>
+      </w:r>
+      <w:r>
+        <w:t>s ok</w:t>
+      </w:r>
+      <w:r>
+        <w:rPr>
+          <w:rFonts w:cs="Arial Rounded MT Bold"/>
+        </w:rPr>
+        <w:t>á</w:t>
+      </w:r>
+      <w:r>
+        <w:t>t, m</w:t>
+      </w:r>
+      <w:r>
+        <w:rPr>
+          <w:rFonts w:cs="Arial Rounded MT Bold"/>
+        </w:rPr>
+        <w:t>í</w:t>
+      </w:r>
+      <w:r>
+        <w:t>g a di</w:t>
+      </w:r>
+      <w:r>
+        <w:rPr>
+          <w:rFonts w:cs="Arial Rounded MT Bold"/>
+        </w:rPr>
+        <w:t>á</w:t>
+      </w:r>
+      <w:r>
+        <w:t>kok sz</w:t>
+      </w:r>
+      <w:r>
+        <w:rPr>
+          <w:rFonts w:cs="Arial Rounded MT Bold"/>
+        </w:rPr>
+        <w:t>á</w:t>
+      </w:r>
+      <w:r>
+        <w:t>m</w:t>
+      </w:r>
+      <w:r>
+        <w:rPr>
+          <w:rFonts w:cs="Arial Rounded MT Bold"/>
+        </w:rPr>
+        <w:t>á</w:t>
+      </w:r>
+      <w:r>
+        <w:t>ra kik</w:t>
+      </w:r>
+      <w:r>
+        <w:rPr>
+          <w:rFonts w:cs="Arial Rounded MT Bold"/>
+        </w:rPr>
+        <w:t>ü</w:t>
+      </w:r>
+      <w:r>
+        <w:t>sz</w:t>
+      </w:r>
+      <w:r>
+        <w:rPr>
+          <w:rFonts w:cs="Arial Rounded MT Bold"/>
+        </w:rPr>
+        <w:t>ö</w:t>
+      </w:r>
+      <w:r>
+        <w:t>b</w:t>
+      </w:r>
+      <w:r>
+        <w:rPr>
+          <w:rFonts w:cs="Arial Rounded MT Bold"/>
+        </w:rPr>
+        <w:t>ö</w:t>
+      </w:r>
+      <w:r>
+        <w:t>li a szem</w:t>
+      </w:r>
+      <w:r>
+        <w:rPr>
+          <w:rFonts w:cs="Arial Rounded MT Bold"/>
+        </w:rPr>
+        <w:t>é</w:t>
+      </w:r>
+      <w:r>
+        <w:t>lyes egyeztetéssel járó id</w:t>
+      </w:r>
+      <w:r>
+        <w:rPr>
+          <w:rFonts w:ascii="Calibri" w:hAnsi="Calibri" w:cs="Calibri"/>
+        </w:rPr>
+        <w:t>ő</w:t>
+      </w:r>
+      <w:r>
+        <w:t>vesztes</w:t>
+      </w:r>
+      <w:r>
+        <w:rPr>
+          <w:rFonts w:cs="Arial Rounded MT Bold"/>
+        </w:rPr>
+        <w:t>é</w:t>
+      </w:r>
+      <w:r>
+        <w:t>get.</w:t>
+      </w:r>
+    </w:p>
+    <w:p>
+      <w:r>
+        <w:t>A projekt els</w:t>
+      </w:r>
+      <w:r>
+        <w:rPr>
+          <w:rFonts w:ascii="Calibri" w:hAnsi="Calibri" w:cs="Calibri"/>
+        </w:rPr>
+        <w:t>ő</w:t>
+      </w:r>
+      <w:r>
+        <w:t>dleges c</w:t>
+      </w:r>
+      <w:r>
+        <w:rPr>
+          <w:rFonts w:cs="Arial Rounded MT Bold"/>
+        </w:rPr>
+        <w:t>é</w:t>
+      </w:r>
+      <w:r>
+        <w:t>lkit</w:t>
+      </w:r>
+      <w:r>
+        <w:rPr>
+          <w:rFonts w:ascii="Calibri" w:hAnsi="Calibri" w:cs="Calibri"/>
+        </w:rPr>
+        <w:t>ű</w:t>
+      </w:r>
+      <w:r>
+        <w:t>z</w:t>
+      </w:r>
+      <w:r>
+        <w:rPr>
+          <w:rFonts w:cs="Arial Rounded MT Bold"/>
+        </w:rPr>
+        <w:t>é</w:t>
+      </w:r>
+      <w:r>
+        <w:t>se egy olyan felhaszn</w:t>
+      </w:r>
+      <w:r>
+        <w:rPr>
+          <w:rFonts w:cs="Arial Rounded MT Bold"/>
+        </w:rPr>
+        <w:t>á</w:t>
+      </w:r>
+      <w:r>
+        <w:t>l</w:t>
+      </w:r>
+      <w:r>
+        <w:rPr>
+          <w:rFonts w:cs="Arial Rounded MT Bold"/>
+        </w:rPr>
+        <w:t>ó</w:t>
+      </w:r>
+      <w:r>
+        <w:t>bar</w:t>
+      </w:r>
+      <w:r>
+        <w:rPr>
+          <w:rFonts w:cs="Arial Rounded MT Bold"/>
+        </w:rPr>
+        <w:t>á</w:t>
+      </w:r>
+      <w:r>
+        <w:t>t platform kifejleszt</w:t>
+      </w:r>
+      <w:r>
+        <w:rPr>
+          <w:rFonts w:cs="Arial Rounded MT Bold"/>
+        </w:rPr>
+        <w:t>é</w:t>
+      </w:r>
+      <w:r>
+        <w:t>se a k</w:t>
+      </w:r>
+      <w:r>
+        <w:rPr>
+          <w:rFonts w:cs="Arial Rounded MT Bold"/>
+        </w:rPr>
+        <w:t>ö</w:t>
+      </w:r>
+      <w:r>
+        <w:t>z</w:t>
+      </w:r>
+      <w:r>
+        <w:rPr>
+          <w:rFonts w:cs="Arial Rounded MT Bold"/>
+        </w:rPr>
+        <w:t>é</w:t>
+      </w:r>
+      <w:r>
+        <w:t>piskolai koll</w:t>
+      </w:r>
+      <w:r>
+        <w:rPr>
+          <w:rFonts w:cs="Arial Rounded MT Bold"/>
+        </w:rPr>
+        <w:t>é</w:t>
+      </w:r>
+      <w:r>
+        <w:t>giumi k</w:t>
+      </w:r>
+      <w:r>
+        <w:rPr>
+          <w:rFonts w:cs="Arial Rounded MT Bold"/>
+        </w:rPr>
+        <w:t>ö</w:t>
+      </w:r>
+      <w:r>
+        <w:t>z</w:t>
+      </w:r>
+      <w:r>
+        <w:rPr>
+          <w:rFonts w:cs="Arial Rounded MT Bold"/>
+        </w:rPr>
+        <w:t>ö</w:t>
+      </w:r>
+      <w:r>
+        <w:t>ss</w:t>
+      </w:r>
+      <w:r>
+        <w:rPr>
+          <w:rFonts w:cs="Arial Rounded MT Bold"/>
+        </w:rPr>
+        <w:t>é</w:t>
+      </w:r>
+      <w:r>
+        <w:t>g sz</w:t>
+      </w:r>
+      <w:r>
+        <w:rPr>
+          <w:rFonts w:cs="Arial Rounded MT Bold"/>
+        </w:rPr>
+        <w:t>á</w:t>
+      </w:r>
+      <w:r>
+        <w:t>m</w:t>
+      </w:r>
+      <w:r>
+        <w:rPr>
+          <w:rFonts w:cs="Arial Rounded MT Bold"/>
+        </w:rPr>
+        <w:t>á</w:t>
+      </w:r>
+      <w:r>
+        <w:t>ra, amely val</w:t>
+      </w:r>
+      <w:r>
+        <w:rPr>
+          <w:rFonts w:cs="Arial Rounded MT Bold"/>
+        </w:rPr>
+        <w:t>ó</w:t>
+      </w:r>
+      <w:r>
+        <w:t>s id</w:t>
+      </w:r>
+      <w:r>
+        <w:rPr>
+          <w:rFonts w:ascii="Calibri" w:hAnsi="Calibri" w:cs="Calibri"/>
+        </w:rPr>
+        <w:t>ő</w:t>
+      </w:r>
+      <w:r>
+        <w:t>ben biztos</w:t>
+      </w:r>
+      <w:r>
+        <w:rPr>
+          <w:rFonts w:cs="Arial Rounded MT Bold"/>
+        </w:rPr>
+        <w:t>í</w:t>
+      </w:r>
+      <w:r>
+        <w:t>tja a kimenetelek, a t</w:t>
+      </w:r>
+      <w:r>
+        <w:rPr>
+          <w:rFonts w:cs="Arial Rounded MT Bold"/>
+        </w:rPr>
+        <w:t>á</w:t>
+      </w:r>
+      <w:r>
+        <w:t>voll</w:t>
+      </w:r>
+      <w:r>
+        <w:rPr>
+          <w:rFonts w:cs="Arial Rounded MT Bold"/>
+        </w:rPr>
+        <w:t>é</w:t>
+      </w:r>
+      <w:r>
+        <w:t>tek, valamint a koll</w:t>
+      </w:r>
+      <w:r>
+        <w:rPr>
+          <w:rFonts w:cs="Arial Rounded MT Bold"/>
+        </w:rPr>
+        <w:t>é</w:t>
+      </w:r>
+      <w:r>
+        <w:t>giumi jelenl</w:t>
+      </w:r>
+      <w:r>
+        <w:rPr>
+          <w:rFonts w:cs="Arial Rounded MT Bold"/>
+        </w:rPr>
+        <w:t>é</w:t>
+      </w:r>
+      <w:r>
+        <w:t>t transzparens és automatizált nyomon követését.</w:t>
       </w:r>
     </w:p>
     <w:p>
@@ -1479,58 +2261,6 @@
         </w:rPr>
       </w:pPr>
       <w:r>
-        <w:rPr>
-          <w:szCs w:val="28"/>
-        </w:rPr>
-        <w:t>A cél egy</w:t>
-      </w:r>
-      <w:r>
-        <w:rPr>
-          <w:szCs w:val="28"/>
-        </w:rPr>
-        <w:t xml:space="preserve"> felhasználó barát környezet létrehozása a középiskolai kollégiumok diákjain</w:t>
-      </w:r>
-      <w:r>
-        <w:rPr>
-          <w:szCs w:val="28"/>
-        </w:rPr>
-        <w:t>ak és tanárainak</w:t>
-      </w:r>
-      <w:r>
-        <w:rPr>
-          <w:szCs w:val="28"/>
-        </w:rPr>
-        <w:t xml:space="preserve"> megsegítésére ami valós időben követi a diákok kimeneteleit</w:t>
-      </w:r>
-      <w:r>
-        <w:rPr>
-          <w:szCs w:val="28"/>
-        </w:rPr>
-        <w:t>,</w:t>
-      </w:r>
-      <w:r>
-        <w:rPr>
-          <w:szCs w:val="28"/>
-        </w:rPr>
-        <w:t xml:space="preserve"> távolléteit</w:t>
-      </w:r>
-      <w:r>
-        <w:rPr>
-          <w:szCs w:val="28"/>
-        </w:rPr>
-        <w:t xml:space="preserve"> és kollégiumban tartózkodását</w:t>
-      </w:r>
-      <w:r>
-        <w:rPr>
-          <w:szCs w:val="28"/>
-        </w:rPr>
-        <w:t>.</w:t>
-      </w:r>
-      <w:bookmarkStart w:id="2" w:name="_Toc239402853"/>
-      <w:r>
-        <w:t xml:space="preserve"> </w:t>
-      </w:r>
-      <w:r>
         <w:br w:type="page"/>
       </w:r>
     </w:p>
@@ -1538,6 +2268,7 @@
       <w:pPr>
         <w:pStyle w:val="Cmsor1"/>
       </w:pPr>
+      <w:bookmarkStart w:id="2" w:name="_Toc239761656"/>
       <w:r>
         <w:lastRenderedPageBreak/>
         <w:t>3. Elvárások</w:t>
@@ -1548,7 +2279,7 @@
       <w:pPr>
         <w:pStyle w:val="Cmsor2"/>
       </w:pPr>
-      <w:bookmarkStart w:id="3" w:name="_Toc239402854"/>
+      <w:bookmarkStart w:id="3" w:name="_Toc239761657"/>
       <w:r>
         <w:t>3.1 Op</w:t>
       </w:r>
@@ -1569,14 +2300,14 @@
         </w:numPr>
       </w:pPr>
       <w:r>
-        <w:t xml:space="preserve">Windows 10,11 </w:t>
+        <w:t>Windows 7,8,10,11 | Android</w:t>
       </w:r>
     </w:p>
     <w:p>
       <w:pPr>
         <w:pStyle w:val="Cmsor2"/>
       </w:pPr>
-      <w:bookmarkStart w:id="4" w:name="_Toc239402855"/>
+      <w:bookmarkStart w:id="4" w:name="_Toc239761658"/>
       <w:r>
         <w:t>3.2 Prog</w:t>
       </w:r>
@@ -1626,7 +2357,7 @@
       <w:pPr>
         <w:pStyle w:val="Cmsor2"/>
       </w:pPr>
-      <w:bookmarkStart w:id="5" w:name="_Toc239402856"/>
+      <w:bookmarkStart w:id="5" w:name="_Toc239761659"/>
       <w:r>
         <w:t>3.3 Megoldás formátuma</w:t>
       </w:r>
@@ -1636,7 +2367,7 @@
       <w:pPr>
         <w:pStyle w:val="Cmsor2"/>
       </w:pPr>
-      <w:bookmarkStart w:id="6" w:name="_Toc239402857"/>
+      <w:bookmarkStart w:id="6" w:name="_Toc239761660"/>
       <w:r>
         <w:t>3.4 Szoftverfejlesztés</w:t>
       </w:r>
@@ -1648,98 +2379,1098 @@
           <w:lang w:eastAsia="hu-HU"/>
         </w:rPr>
       </w:pPr>
-      <w:bookmarkStart w:id="7" w:name="_Toc239402858"/>
       <w:r>
         <w:rPr>
           <w:b/>
           <w:bCs/>
           <w:lang w:eastAsia="hu-HU"/>
         </w:rPr>
-        <w:t>Kimenőkérelem-kezelés:</w:t>
-      </w:r>
-      <w:r>
-        <w:rPr>
-          <w:lang w:eastAsia="hu-HU"/>
-        </w:rPr>
-        <w:t xml:space="preserve"> A diákok a rendszeren keresztül nyújthatnak be eltávozási kérelmet, megjelölve a távozás és az érkezés várható időpontját, valamint a kimenő indoklását. A kijelölt nevelőtanárok azonnali értesítést kapnak a kérelemről, amelyet digitálisan jóváhagyhatnak vagy elutasíthatnak.</w:t>
-      </w:r>
-    </w:p>
-    <w:p>
-      <w:pPr>
-        <w:rPr>
-          <w:lang w:eastAsia="hu-HU"/>
-        </w:rPr>
-      </w:pPr>
-      <w:r>
-        <w:rPr>
+        <w:t>Kimen</w:t>
+      </w:r>
+      <w:r>
+        <w:rPr>
+          <w:rFonts w:ascii="Calibri" w:hAnsi="Calibri" w:cs="Calibri"/>
           <w:b/>
           <w:bCs/>
           <w:lang w:eastAsia="hu-HU"/>
         </w:rPr>
-        <w:t>Automatikus engedélyezés (Rendszeres távollétek):</w:t>
-      </w:r>
-      <w:r>
-        <w:rPr>
-          <w:lang w:eastAsia="hu-HU"/>
-        </w:rPr>
-        <w:t xml:space="preserve"> A rendszer támogatja az igazolt, rendszeres távollétek (pl. edzések, szakkörök) kezelését. A megadott időablakokra a rendszer automatikusan generálja és jóváhagyja a kilépési engedélyeket.</w:t>
-      </w:r>
-    </w:p>
-    <w:p>
-      <w:pPr>
-        <w:rPr>
-          <w:lang w:eastAsia="hu-HU"/>
-        </w:rPr>
-      </w:pPr>
+        <w:t>ő</w:t>
+      </w:r>
       <w:r>
         <w:rPr>
           <w:b/>
           <w:bCs/>
           <w:lang w:eastAsia="hu-HU"/>
         </w:rPr>
-        <w:t>Jelenléti monitorozás:</w:t>
-      </w:r>
-      <w:r>
-        <w:rPr>
-          <w:lang w:eastAsia="hu-HU"/>
-        </w:rPr>
-        <w:t xml:space="preserve"> A tanári felületen valós időben, jól áttekinthető </w:t>
-      </w:r>
-      <w:proofErr w:type="spellStart"/>
-      <w:r>
-        <w:rPr>
-          <w:lang w:eastAsia="hu-HU"/>
-        </w:rPr>
-        <w:t>dashboardon</w:t>
-      </w:r>
-      <w:proofErr w:type="spellEnd"/>
-      <w:r>
-        <w:rPr>
-          <w:lang w:eastAsia="hu-HU"/>
-        </w:rPr>
-        <w:t xml:space="preserve"> követhető a tanulók állapota (épületben tartózkodik / engedéllyel távol van / igazolatlanul távol van).</w:t>
-      </w:r>
-    </w:p>
-    <w:p>
-      <w:pPr>
-        <w:rPr>
-          <w:lang w:eastAsia="hu-HU"/>
-        </w:rPr>
-      </w:pPr>
-      <w:r>
-        <w:rPr>
+        <w:t>k</w:t>
+      </w:r>
+      <w:r>
+        <w:rPr>
+          <w:rFonts w:cs="Arial Rounded MT Bold"/>
           <w:b/>
           <w:bCs/>
           <w:lang w:eastAsia="hu-HU"/>
         </w:rPr>
+        <w:t>é</w:t>
+      </w:r>
+      <w:r>
+        <w:rPr>
+          <w:b/>
+          <w:bCs/>
+          <w:lang w:eastAsia="hu-HU"/>
+        </w:rPr>
+        <w:t>relem-kezel</w:t>
+      </w:r>
+      <w:r>
+        <w:rPr>
+          <w:rFonts w:cs="Arial Rounded MT Bold"/>
+          <w:b/>
+          <w:bCs/>
+          <w:lang w:eastAsia="hu-HU"/>
+        </w:rPr>
+        <w:t>é</w:t>
+      </w:r>
+      <w:r>
+        <w:rPr>
+          <w:b/>
+          <w:bCs/>
+          <w:lang w:eastAsia="hu-HU"/>
+        </w:rPr>
+        <w:t>s:</w:t>
+      </w:r>
+      <w:r>
+        <w:rPr>
+          <w:lang w:eastAsia="hu-HU"/>
+        </w:rPr>
+        <w:t xml:space="preserve"> A diákok a rendszeren keresztül nyújthatnak be eltávozási kérelmet, megjelölve a távozás és az érkezés várható id</w:t>
+      </w:r>
+      <w:r>
+        <w:rPr>
+          <w:rFonts w:ascii="Calibri" w:hAnsi="Calibri" w:cs="Calibri"/>
+          <w:lang w:eastAsia="hu-HU"/>
+        </w:rPr>
+        <w:t>ő</w:t>
+      </w:r>
+      <w:r>
+        <w:rPr>
+          <w:lang w:eastAsia="hu-HU"/>
+        </w:rPr>
+        <w:t>pontj</w:t>
+      </w:r>
+      <w:r>
+        <w:rPr>
+          <w:rFonts w:cs="Arial Rounded MT Bold"/>
+          <w:lang w:eastAsia="hu-HU"/>
+        </w:rPr>
+        <w:t>á</w:t>
+      </w:r>
+      <w:r>
+        <w:rPr>
+          <w:lang w:eastAsia="hu-HU"/>
+        </w:rPr>
+        <w:t>t, valamint a kimen</w:t>
+      </w:r>
+      <w:r>
+        <w:rPr>
+          <w:rFonts w:ascii="Calibri" w:hAnsi="Calibri" w:cs="Calibri"/>
+          <w:lang w:eastAsia="hu-HU"/>
+        </w:rPr>
+        <w:t>ő</w:t>
+      </w:r>
+      <w:r>
+        <w:rPr>
+          <w:lang w:eastAsia="hu-HU"/>
+        </w:rPr>
+        <w:t xml:space="preserve"> indokl</w:t>
+      </w:r>
+      <w:r>
+        <w:rPr>
+          <w:rFonts w:cs="Arial Rounded MT Bold"/>
+          <w:lang w:eastAsia="hu-HU"/>
+        </w:rPr>
+        <w:t>á</w:t>
+      </w:r>
+      <w:r>
+        <w:rPr>
+          <w:lang w:eastAsia="hu-HU"/>
+        </w:rPr>
+        <w:t>s</w:t>
+      </w:r>
+      <w:r>
+        <w:rPr>
+          <w:rFonts w:cs="Arial Rounded MT Bold"/>
+          <w:lang w:eastAsia="hu-HU"/>
+        </w:rPr>
+        <w:t>á</w:t>
+      </w:r>
+      <w:r>
+        <w:rPr>
+          <w:lang w:eastAsia="hu-HU"/>
+        </w:rPr>
+        <w:t>t. A kijel</w:t>
+      </w:r>
+      <w:r>
+        <w:rPr>
+          <w:rFonts w:cs="Arial Rounded MT Bold"/>
+          <w:lang w:eastAsia="hu-HU"/>
+        </w:rPr>
+        <w:t>ö</w:t>
+      </w:r>
+      <w:r>
+        <w:rPr>
+          <w:lang w:eastAsia="hu-HU"/>
+        </w:rPr>
+        <w:t>lt nevel</w:t>
+      </w:r>
+      <w:r>
+        <w:rPr>
+          <w:rFonts w:ascii="Calibri" w:hAnsi="Calibri" w:cs="Calibri"/>
+          <w:lang w:eastAsia="hu-HU"/>
+        </w:rPr>
+        <w:t>ő</w:t>
+      </w:r>
+      <w:r>
+        <w:rPr>
+          <w:lang w:eastAsia="hu-HU"/>
+        </w:rPr>
+        <w:t>tan</w:t>
+      </w:r>
+      <w:r>
+        <w:rPr>
+          <w:rFonts w:cs="Arial Rounded MT Bold"/>
+          <w:lang w:eastAsia="hu-HU"/>
+        </w:rPr>
+        <w:t>á</w:t>
+      </w:r>
+      <w:r>
+        <w:rPr>
+          <w:lang w:eastAsia="hu-HU"/>
+        </w:rPr>
+        <w:t xml:space="preserve">rok azonnali </w:t>
+      </w:r>
+      <w:r>
+        <w:rPr>
+          <w:rFonts w:cs="Arial Rounded MT Bold"/>
+          <w:lang w:eastAsia="hu-HU"/>
+        </w:rPr>
+        <w:t>é</w:t>
+      </w:r>
+      <w:r>
+        <w:rPr>
+          <w:lang w:eastAsia="hu-HU"/>
+        </w:rPr>
+        <w:t>rtes</w:t>
+      </w:r>
+      <w:r>
+        <w:rPr>
+          <w:rFonts w:cs="Arial Rounded MT Bold"/>
+          <w:lang w:eastAsia="hu-HU"/>
+        </w:rPr>
+        <w:t>í</w:t>
+      </w:r>
+      <w:r>
+        <w:rPr>
+          <w:lang w:eastAsia="hu-HU"/>
+        </w:rPr>
+        <w:t>t</w:t>
+      </w:r>
+      <w:r>
+        <w:rPr>
+          <w:rFonts w:cs="Arial Rounded MT Bold"/>
+          <w:lang w:eastAsia="hu-HU"/>
+        </w:rPr>
+        <w:t>é</w:t>
+      </w:r>
+      <w:r>
+        <w:rPr>
+          <w:lang w:eastAsia="hu-HU"/>
+        </w:rPr>
+        <w:t>st kapnak a k</w:t>
+      </w:r>
+      <w:r>
+        <w:rPr>
+          <w:rFonts w:cs="Arial Rounded MT Bold"/>
+          <w:lang w:eastAsia="hu-HU"/>
+        </w:rPr>
+        <w:t>é</w:t>
+      </w:r>
+      <w:r>
+        <w:rPr>
+          <w:lang w:eastAsia="hu-HU"/>
+        </w:rPr>
+        <w:t>relemr</w:t>
+      </w:r>
+      <w:r>
+        <w:rPr>
+          <w:rFonts w:ascii="Calibri" w:hAnsi="Calibri" w:cs="Calibri"/>
+          <w:lang w:eastAsia="hu-HU"/>
+        </w:rPr>
+        <w:t>ő</w:t>
+      </w:r>
+      <w:r>
+        <w:rPr>
+          <w:lang w:eastAsia="hu-HU"/>
+        </w:rPr>
+        <w:t>l, amelyet digit</w:t>
+      </w:r>
+      <w:r>
+        <w:rPr>
+          <w:rFonts w:cs="Arial Rounded MT Bold"/>
+          <w:lang w:eastAsia="hu-HU"/>
+        </w:rPr>
+        <w:t>á</w:t>
+      </w:r>
+      <w:r>
+        <w:rPr>
+          <w:lang w:eastAsia="hu-HU"/>
+        </w:rPr>
+        <w:t>lisan j</w:t>
+      </w:r>
+      <w:r>
+        <w:rPr>
+          <w:rFonts w:cs="Arial Rounded MT Bold"/>
+          <w:lang w:eastAsia="hu-HU"/>
+        </w:rPr>
+        <w:t>ó</w:t>
+      </w:r>
+      <w:r>
+        <w:rPr>
+          <w:lang w:eastAsia="hu-HU"/>
+        </w:rPr>
+        <w:t>v</w:t>
+      </w:r>
+      <w:r>
+        <w:rPr>
+          <w:rFonts w:cs="Arial Rounded MT Bold"/>
+          <w:lang w:eastAsia="hu-HU"/>
+        </w:rPr>
+        <w:t>á</w:t>
+      </w:r>
+      <w:r>
+        <w:rPr>
+          <w:lang w:eastAsia="hu-HU"/>
+        </w:rPr>
+        <w:t>hagyhatnak vagy elutasíthatnak.</w:t>
+      </w:r>
+    </w:p>
+    <w:p>
+      <w:pPr>
+        <w:rPr>
+          <w:lang w:eastAsia="hu-HU"/>
+        </w:rPr>
+      </w:pPr>
+      <w:r>
+        <w:rPr>
+          <w:b/>
+          <w:bCs/>
+          <w:lang w:eastAsia="hu-HU"/>
+        </w:rPr>
+        <w:t>Automatikus engedélyezés (Rendszeres távollétek):</w:t>
+      </w:r>
+      <w:r>
+        <w:rPr>
+          <w:lang w:eastAsia="hu-HU"/>
+        </w:rPr>
+        <w:t xml:space="preserve"> A rendszer támogatja az igazolt, rendszeres távollétek (pl. edzések, szakkörök) kezelését. A megadott id</w:t>
+      </w:r>
+      <w:r>
+        <w:rPr>
+          <w:rFonts w:ascii="Calibri" w:hAnsi="Calibri" w:cs="Calibri"/>
+          <w:lang w:eastAsia="hu-HU"/>
+        </w:rPr>
+        <w:t>ő</w:t>
+      </w:r>
+      <w:r>
+        <w:rPr>
+          <w:lang w:eastAsia="hu-HU"/>
+        </w:rPr>
+        <w:t>ablakokra a rendszer automatikusan gener</w:t>
+      </w:r>
+      <w:r>
+        <w:rPr>
+          <w:rFonts w:cs="Arial Rounded MT Bold"/>
+          <w:lang w:eastAsia="hu-HU"/>
+        </w:rPr>
+        <w:t>á</w:t>
+      </w:r>
+      <w:r>
+        <w:rPr>
+          <w:lang w:eastAsia="hu-HU"/>
+        </w:rPr>
+        <w:t xml:space="preserve">lja </w:t>
+      </w:r>
+      <w:r>
+        <w:rPr>
+          <w:rFonts w:cs="Arial Rounded MT Bold"/>
+          <w:lang w:eastAsia="hu-HU"/>
+        </w:rPr>
+        <w:t>é</w:t>
+      </w:r>
+      <w:r>
+        <w:rPr>
+          <w:lang w:eastAsia="hu-HU"/>
+        </w:rPr>
+        <w:t>s j</w:t>
+      </w:r>
+      <w:r>
+        <w:rPr>
+          <w:rFonts w:cs="Arial Rounded MT Bold"/>
+          <w:lang w:eastAsia="hu-HU"/>
+        </w:rPr>
+        <w:t>ó</w:t>
+      </w:r>
+      <w:r>
+        <w:rPr>
+          <w:lang w:eastAsia="hu-HU"/>
+        </w:rPr>
+        <w:t>v</w:t>
+      </w:r>
+      <w:r>
+        <w:rPr>
+          <w:rFonts w:cs="Arial Rounded MT Bold"/>
+          <w:lang w:eastAsia="hu-HU"/>
+        </w:rPr>
+        <w:t>á</w:t>
+      </w:r>
+      <w:r>
+        <w:rPr>
+          <w:lang w:eastAsia="hu-HU"/>
+        </w:rPr>
+        <w:t>hagyja a kil</w:t>
+      </w:r>
+      <w:r>
+        <w:rPr>
+          <w:rFonts w:cs="Arial Rounded MT Bold"/>
+          <w:lang w:eastAsia="hu-HU"/>
+        </w:rPr>
+        <w:t>é</w:t>
+      </w:r>
+      <w:r>
+        <w:rPr>
+          <w:lang w:eastAsia="hu-HU"/>
+        </w:rPr>
+        <w:t>p</w:t>
+      </w:r>
+      <w:r>
+        <w:rPr>
+          <w:rFonts w:cs="Arial Rounded MT Bold"/>
+          <w:lang w:eastAsia="hu-HU"/>
+        </w:rPr>
+        <w:t>é</w:t>
+      </w:r>
+      <w:r>
+        <w:rPr>
+          <w:lang w:eastAsia="hu-HU"/>
+        </w:rPr>
+        <w:t>si enged</w:t>
+      </w:r>
+      <w:r>
+        <w:rPr>
+          <w:rFonts w:cs="Arial Rounded MT Bold"/>
+          <w:lang w:eastAsia="hu-HU"/>
+        </w:rPr>
+        <w:t>é</w:t>
+      </w:r>
+      <w:r>
+        <w:rPr>
+          <w:lang w:eastAsia="hu-HU"/>
+        </w:rPr>
+        <w:t>lyeket.</w:t>
+      </w:r>
+    </w:p>
+    <w:p>
+      <w:pPr>
+        <w:rPr>
+          <w:lang w:eastAsia="hu-HU"/>
+        </w:rPr>
+      </w:pPr>
+      <w:r>
+        <w:rPr>
+          <w:b/>
+          <w:bCs/>
+          <w:lang w:eastAsia="hu-HU"/>
+        </w:rPr>
+        <w:t>Jelenléti monitorozás:</w:t>
+      </w:r>
+      <w:r>
+        <w:rPr>
+          <w:lang w:eastAsia="hu-HU"/>
+        </w:rPr>
+        <w:t xml:space="preserve"> A tanári felületen valós id</w:t>
+      </w:r>
+      <w:r>
+        <w:rPr>
+          <w:rFonts w:ascii="Calibri" w:hAnsi="Calibri" w:cs="Calibri"/>
+          <w:lang w:eastAsia="hu-HU"/>
+        </w:rPr>
+        <w:t>ő</w:t>
+      </w:r>
+      <w:r>
+        <w:rPr>
+          <w:lang w:eastAsia="hu-HU"/>
+        </w:rPr>
+        <w:t>ben, j</w:t>
+      </w:r>
+      <w:r>
+        <w:rPr>
+          <w:rFonts w:cs="Arial Rounded MT Bold"/>
+          <w:lang w:eastAsia="hu-HU"/>
+        </w:rPr>
+        <w:t>ó</w:t>
+      </w:r>
+      <w:r>
+        <w:rPr>
+          <w:lang w:eastAsia="hu-HU"/>
+        </w:rPr>
+        <w:t xml:space="preserve">l </w:t>
+      </w:r>
+      <w:r>
+        <w:rPr>
+          <w:rFonts w:cs="Arial Rounded MT Bold"/>
+          <w:lang w:eastAsia="hu-HU"/>
+        </w:rPr>
+        <w:t>á</w:t>
+      </w:r>
+      <w:r>
+        <w:rPr>
+          <w:lang w:eastAsia="hu-HU"/>
+        </w:rPr>
+        <w:t>ttekinthet</w:t>
+      </w:r>
+      <w:r>
+        <w:rPr>
+          <w:rFonts w:ascii="Calibri" w:hAnsi="Calibri" w:cs="Calibri"/>
+          <w:lang w:eastAsia="hu-HU"/>
+        </w:rPr>
+        <w:t>ő</w:t>
+      </w:r>
+      <w:r>
+        <w:rPr>
+          <w:lang w:eastAsia="hu-HU"/>
+        </w:rPr>
+        <w:t xml:space="preserve"> </w:t>
+      </w:r>
+      <w:proofErr w:type="spellStart"/>
+      <w:r>
+        <w:rPr>
+          <w:lang w:eastAsia="hu-HU"/>
+        </w:rPr>
+        <w:t>dashboardon</w:t>
+      </w:r>
+      <w:proofErr w:type="spellEnd"/>
+      <w:r>
+        <w:rPr>
+          <w:lang w:eastAsia="hu-HU"/>
+        </w:rPr>
+        <w:t xml:space="preserve"> k</w:t>
+      </w:r>
+      <w:r>
+        <w:rPr>
+          <w:rFonts w:cs="Arial Rounded MT Bold"/>
+          <w:lang w:eastAsia="hu-HU"/>
+        </w:rPr>
+        <w:t>ö</w:t>
+      </w:r>
+      <w:r>
+        <w:rPr>
+          <w:lang w:eastAsia="hu-HU"/>
+        </w:rPr>
+        <w:t>vethet</w:t>
+      </w:r>
+      <w:r>
+        <w:rPr>
+          <w:rFonts w:ascii="Calibri" w:hAnsi="Calibri" w:cs="Calibri"/>
+          <w:lang w:eastAsia="hu-HU"/>
+        </w:rPr>
+        <w:t>ő</w:t>
+      </w:r>
+      <w:r>
+        <w:rPr>
+          <w:lang w:eastAsia="hu-HU"/>
+        </w:rPr>
+        <w:t xml:space="preserve"> a tanul</w:t>
+      </w:r>
+      <w:r>
+        <w:rPr>
+          <w:rFonts w:cs="Arial Rounded MT Bold"/>
+          <w:lang w:eastAsia="hu-HU"/>
+        </w:rPr>
+        <w:t>ó</w:t>
+      </w:r>
+      <w:r>
+        <w:rPr>
+          <w:lang w:eastAsia="hu-HU"/>
+        </w:rPr>
+        <w:t xml:space="preserve">k </w:t>
+      </w:r>
+      <w:r>
+        <w:rPr>
+          <w:rFonts w:cs="Arial Rounded MT Bold"/>
+          <w:lang w:eastAsia="hu-HU"/>
+        </w:rPr>
+        <w:t>á</w:t>
+      </w:r>
+      <w:r>
+        <w:rPr>
+          <w:lang w:eastAsia="hu-HU"/>
+        </w:rPr>
+        <w:t>llapota (</w:t>
+      </w:r>
+      <w:r>
+        <w:rPr>
+          <w:rFonts w:cs="Arial Rounded MT Bold"/>
+          <w:lang w:eastAsia="hu-HU"/>
+        </w:rPr>
+        <w:t>é</w:t>
+      </w:r>
+      <w:r>
+        <w:rPr>
+          <w:lang w:eastAsia="hu-HU"/>
+        </w:rPr>
+        <w:t>p</w:t>
+      </w:r>
+      <w:r>
+        <w:rPr>
+          <w:rFonts w:cs="Arial Rounded MT Bold"/>
+          <w:lang w:eastAsia="hu-HU"/>
+        </w:rPr>
+        <w:t>ü</w:t>
+      </w:r>
+      <w:r>
+        <w:rPr>
+          <w:lang w:eastAsia="hu-HU"/>
+        </w:rPr>
+        <w:t>letben tart</w:t>
+      </w:r>
+      <w:r>
+        <w:rPr>
+          <w:rFonts w:cs="Arial Rounded MT Bold"/>
+          <w:lang w:eastAsia="hu-HU"/>
+        </w:rPr>
+        <w:t>ó</w:t>
+      </w:r>
+      <w:r>
+        <w:rPr>
+          <w:lang w:eastAsia="hu-HU"/>
+        </w:rPr>
+        <w:t>zkodik / enged</w:t>
+      </w:r>
+      <w:r>
+        <w:rPr>
+          <w:rFonts w:cs="Arial Rounded MT Bold"/>
+          <w:lang w:eastAsia="hu-HU"/>
+        </w:rPr>
+        <w:t>é</w:t>
+      </w:r>
+      <w:r>
+        <w:rPr>
+          <w:lang w:eastAsia="hu-HU"/>
+        </w:rPr>
+        <w:t>llyel t</w:t>
+      </w:r>
+      <w:r>
+        <w:rPr>
+          <w:rFonts w:cs="Arial Rounded MT Bold"/>
+          <w:lang w:eastAsia="hu-HU"/>
+        </w:rPr>
+        <w:t>á</w:t>
+      </w:r>
+      <w:r>
+        <w:rPr>
+          <w:lang w:eastAsia="hu-HU"/>
+        </w:rPr>
+        <w:t>vol van / igazolatlanul t</w:t>
+      </w:r>
+      <w:r>
+        <w:rPr>
+          <w:rFonts w:cs="Arial Rounded MT Bold"/>
+          <w:lang w:eastAsia="hu-HU"/>
+        </w:rPr>
+        <w:t>á</w:t>
+      </w:r>
+      <w:r>
+        <w:rPr>
+          <w:lang w:eastAsia="hu-HU"/>
+        </w:rPr>
+        <w:t>vol van).</w:t>
+      </w:r>
+    </w:p>
+    <w:p>
+      <w:pPr>
+        <w:rPr>
+          <w:lang w:eastAsia="hu-HU"/>
+        </w:rPr>
+      </w:pPr>
+      <w:r>
+        <w:rPr>
+          <w:b/>
+          <w:bCs/>
+          <w:lang w:eastAsia="hu-HU"/>
+        </w:rPr>
         <w:t>Beléptetési opciók a kapunál:</w:t>
       </w:r>
       <w:r>
         <w:rPr>
           <w:lang w:eastAsia="hu-HU"/>
         </w:rPr>
-        <w:t xml:space="preserve"> A jóváhagyott időintervallumban a fizikai átlépés kétféle technológiával igazolható:</w:t>
-      </w:r>
+        <w:t xml:space="preserve"> A jóváhagyott id</w:t>
+      </w:r>
+      <w:r>
+        <w:rPr>
+          <w:rFonts w:ascii="Calibri" w:hAnsi="Calibri" w:cs="Calibri"/>
+          <w:lang w:eastAsia="hu-HU"/>
+        </w:rPr>
+        <w:t>ő</w:t>
+      </w:r>
+      <w:r>
+        <w:rPr>
+          <w:lang w:eastAsia="hu-HU"/>
+        </w:rPr>
+        <w:t>intervallumban a fizikai átlépés kétféle technológiával igazolható:</w:t>
+      </w:r>
+    </w:p>
+    <w:p>
+      <w:pPr>
+        <w:pStyle w:val="Listaszerbekezds"/>
+        <w:numPr>
+          <w:ilvl w:val="0"/>
+          <w:numId w:val="9"/>
+        </w:numPr>
+        <w:spacing w:line="259" w:lineRule="auto"/>
+        <w:jc w:val="both"/>
+        <w:rPr>
+          <w:lang w:eastAsia="hu-HU"/>
+        </w:rPr>
+      </w:pPr>
+      <w:r>
+        <w:rPr>
+          <w:i/>
+          <w:iCs/>
+          <w:lang w:eastAsia="hu-HU"/>
+        </w:rPr>
+        <w:t>Arcfelismer</w:t>
+      </w:r>
+      <w:r>
+        <w:rPr>
+          <w:rFonts w:ascii="Calibri" w:hAnsi="Calibri" w:cs="Calibri"/>
+          <w:i/>
+          <w:iCs/>
+          <w:lang w:eastAsia="hu-HU"/>
+        </w:rPr>
+        <w:t>ő</w:t>
+      </w:r>
+      <w:r>
+        <w:rPr>
+          <w:i/>
+          <w:iCs/>
+          <w:lang w:eastAsia="hu-HU"/>
+        </w:rPr>
+        <w:t xml:space="preserve"> rendszer:</w:t>
+      </w:r>
+      <w:r>
+        <w:rPr>
+          <w:lang w:eastAsia="hu-HU"/>
+        </w:rPr>
+        <w:t xml:space="preserve"> Automatikus azonosítás a jóváhagyott kimen</w:t>
+      </w:r>
+      <w:r>
+        <w:rPr>
+          <w:rFonts w:ascii="Calibri" w:hAnsi="Calibri" w:cs="Calibri"/>
+          <w:lang w:eastAsia="hu-HU"/>
+        </w:rPr>
+        <w:t>ő</w:t>
+      </w:r>
+      <w:r>
+        <w:rPr>
+          <w:lang w:eastAsia="hu-HU"/>
+        </w:rPr>
+        <w:t>vel rendelkez</w:t>
+      </w:r>
+      <w:r>
+        <w:rPr>
+          <w:rFonts w:ascii="Calibri" w:hAnsi="Calibri" w:cs="Calibri"/>
+          <w:lang w:eastAsia="hu-HU"/>
+        </w:rPr>
+        <w:t>ő</w:t>
+      </w:r>
+      <w:r>
+        <w:rPr>
+          <w:lang w:eastAsia="hu-HU"/>
+        </w:rPr>
+        <w:t xml:space="preserve"> di</w:t>
+      </w:r>
+      <w:r>
+        <w:rPr>
+          <w:rFonts w:cs="Arial Rounded MT Bold"/>
+          <w:lang w:eastAsia="hu-HU"/>
+        </w:rPr>
+        <w:t>á</w:t>
+      </w:r>
+      <w:r>
+        <w:rPr>
+          <w:lang w:eastAsia="hu-HU"/>
+        </w:rPr>
+        <w:t>kok eset</w:t>
+      </w:r>
+      <w:r>
+        <w:rPr>
+          <w:rFonts w:cs="Arial Rounded MT Bold"/>
+          <w:lang w:eastAsia="hu-HU"/>
+        </w:rPr>
+        <w:t>é</w:t>
+      </w:r>
+      <w:r>
+        <w:rPr>
+          <w:lang w:eastAsia="hu-HU"/>
+        </w:rPr>
+        <w:t>ben</w:t>
+      </w:r>
+      <w:r>
+        <w:rPr>
+          <w:lang w:eastAsia="hu-HU"/>
+        </w:rPr>
+        <w:t xml:space="preserve"> a kapunál elhelyezett arcfelismer</w:t>
+      </w:r>
+      <w:r>
+        <w:rPr>
+          <w:rFonts w:ascii="Calibri" w:hAnsi="Calibri" w:cs="Calibri"/>
+          <w:lang w:eastAsia="hu-HU"/>
+        </w:rPr>
+        <w:t>ő</w:t>
+      </w:r>
+      <w:r>
+        <w:rPr>
+          <w:lang w:eastAsia="hu-HU"/>
+        </w:rPr>
+        <w:t>vel</w:t>
+      </w:r>
+      <w:r>
+        <w:rPr>
+          <w:lang w:eastAsia="hu-HU"/>
+        </w:rPr>
+        <w:t>.</w:t>
+      </w:r>
+    </w:p>
+    <w:p>
+      <w:pPr>
+        <w:pStyle w:val="Listaszerbekezds"/>
+        <w:numPr>
+          <w:ilvl w:val="0"/>
+          <w:numId w:val="9"/>
+        </w:numPr>
+        <w:spacing w:line="259" w:lineRule="auto"/>
+        <w:jc w:val="both"/>
+        <w:rPr>
+          <w:lang w:eastAsia="hu-HU"/>
+        </w:rPr>
+      </w:pPr>
+      <w:r>
+        <w:rPr>
+          <w:i/>
+          <w:iCs/>
+          <w:lang w:eastAsia="hu-HU"/>
+        </w:rPr>
+        <w:t>QR-kódos azonosítás:</w:t>
+      </w:r>
+      <w:r>
+        <w:rPr>
+          <w:lang w:eastAsia="hu-HU"/>
+        </w:rPr>
+        <w:t xml:space="preserve"> A diák egyéni, id</w:t>
+      </w:r>
+      <w:r>
+        <w:rPr>
+          <w:rFonts w:ascii="Calibri" w:hAnsi="Calibri" w:cs="Calibri"/>
+          <w:lang w:eastAsia="hu-HU"/>
+        </w:rPr>
+        <w:t>ő</w:t>
+      </w:r>
+      <w:r>
+        <w:rPr>
+          <w:lang w:eastAsia="hu-HU"/>
+        </w:rPr>
+        <w:t>korl</w:t>
+      </w:r>
+      <w:r>
+        <w:rPr>
+          <w:rFonts w:cs="Arial Rounded MT Bold"/>
+          <w:lang w:eastAsia="hu-HU"/>
+        </w:rPr>
+        <w:t>á</w:t>
+      </w:r>
+      <w:r>
+        <w:rPr>
+          <w:lang w:eastAsia="hu-HU"/>
+        </w:rPr>
+        <w:t>thoz k</w:t>
+      </w:r>
+      <w:r>
+        <w:rPr>
+          <w:rFonts w:cs="Arial Rounded MT Bold"/>
+          <w:lang w:eastAsia="hu-HU"/>
+        </w:rPr>
+        <w:t>ö</w:t>
+      </w:r>
+      <w:r>
+        <w:rPr>
+          <w:lang w:eastAsia="hu-HU"/>
+        </w:rPr>
+        <w:t>t</w:t>
+      </w:r>
+      <w:r>
+        <w:rPr>
+          <w:rFonts w:cs="Arial Rounded MT Bold"/>
+          <w:lang w:eastAsia="hu-HU"/>
+        </w:rPr>
+        <w:t>ö</w:t>
+      </w:r>
+      <w:r>
+        <w:rPr>
+          <w:lang w:eastAsia="hu-HU"/>
+        </w:rPr>
+        <w:t>tt QR-k</w:t>
+      </w:r>
+      <w:r>
+        <w:rPr>
+          <w:rFonts w:cs="Arial Rounded MT Bold"/>
+          <w:lang w:eastAsia="hu-HU"/>
+        </w:rPr>
+        <w:t>ó</w:t>
+      </w:r>
+      <w:r>
+        <w:rPr>
+          <w:lang w:eastAsia="hu-HU"/>
+        </w:rPr>
+        <w:t>dj</w:t>
+      </w:r>
+      <w:r>
+        <w:rPr>
+          <w:rFonts w:cs="Arial Rounded MT Bold"/>
+          <w:lang w:eastAsia="hu-HU"/>
+        </w:rPr>
+        <w:t>á</w:t>
+      </w:r>
+      <w:r>
+        <w:rPr>
+          <w:lang w:eastAsia="hu-HU"/>
+        </w:rPr>
+        <w:t>nak beolvas</w:t>
+      </w:r>
+      <w:r>
+        <w:rPr>
+          <w:rFonts w:cs="Arial Rounded MT Bold"/>
+          <w:lang w:eastAsia="hu-HU"/>
+        </w:rPr>
+        <w:t>á</w:t>
+      </w:r>
+      <w:r>
+        <w:rPr>
+          <w:lang w:eastAsia="hu-HU"/>
+        </w:rPr>
+        <w:t>sa a kapun</w:t>
+      </w:r>
+      <w:r>
+        <w:rPr>
+          <w:rFonts w:cs="Arial Rounded MT Bold"/>
+          <w:lang w:eastAsia="hu-HU"/>
+        </w:rPr>
+        <w:t>á</w:t>
+      </w:r>
+      <w:r>
+        <w:rPr>
+          <w:lang w:eastAsia="hu-HU"/>
+        </w:rPr>
+        <w:t>l elhelyezett leolvas</w:t>
+      </w:r>
+      <w:r>
+        <w:rPr>
+          <w:rFonts w:cs="Arial Rounded MT Bold"/>
+          <w:lang w:eastAsia="hu-HU"/>
+        </w:rPr>
+        <w:t>ó</w:t>
+      </w:r>
+      <w:r>
+        <w:rPr>
+          <w:lang w:eastAsia="hu-HU"/>
+        </w:rPr>
+        <w:t>val.</w:t>
+      </w:r>
+    </w:p>
+    <w:p/>
+    <w:p>
+      <w:pPr>
+        <w:pStyle w:val="Cmsor2"/>
+      </w:pPr>
+      <w:bookmarkStart w:id="7" w:name="_Toc239761661"/>
+      <w:r>
+        <w:t>3.5 Modulok</w:t>
+      </w:r>
+      <w:bookmarkEnd w:id="7"/>
+    </w:p>
+    <w:p>
+      <w:pPr>
+        <w:pStyle w:val="Listaszerbekezds"/>
+        <w:numPr>
+          <w:ilvl w:val="0"/>
+          <w:numId w:val="1"/>
+        </w:numPr>
+      </w:pPr>
+      <w:r>
+        <w:t>Adatbázis tervezése, kivitelezése</w:t>
+      </w:r>
+    </w:p>
+    <w:p>
+      <w:pPr>
+        <w:pStyle w:val="Listaszerbekezds"/>
+        <w:numPr>
+          <w:ilvl w:val="0"/>
+          <w:numId w:val="1"/>
+        </w:numPr>
+      </w:pPr>
+      <w:r>
+        <w:t>Felhasználóbarát front end tervezése:</w:t>
+      </w:r>
+    </w:p>
+    <w:p>
+      <w:pPr>
+        <w:pStyle w:val="Listaszerbekezds"/>
+        <w:numPr>
+          <w:ilvl w:val="1"/>
+          <w:numId w:val="1"/>
+        </w:numPr>
+      </w:pPr>
+      <w:r>
+        <w:t>Applikáció felülete</w:t>
+      </w:r>
+    </w:p>
+    <w:p>
+      <w:pPr>
+        <w:pStyle w:val="Listaszerbekezds"/>
+        <w:numPr>
+          <w:ilvl w:val="1"/>
+          <w:numId w:val="1"/>
+        </w:numPr>
+      </w:pPr>
+      <w:r>
+        <w:t>Menürendszer</w:t>
+      </w:r>
+    </w:p>
+    <w:p>
+      <w:pPr>
+        <w:pStyle w:val="Listaszerbekezds"/>
+        <w:numPr>
+          <w:ilvl w:val="1"/>
+          <w:numId w:val="1"/>
+        </w:numPr>
+      </w:pPr>
+      <w:r>
+        <w:t>Beállítások</w:t>
+      </w:r>
+    </w:p>
+    <w:p>
+      <w:pPr>
+        <w:pStyle w:val="Listaszerbekezds"/>
+        <w:numPr>
+          <w:ilvl w:val="1"/>
+          <w:numId w:val="1"/>
+        </w:numPr>
+      </w:pPr>
+      <w:r>
+        <w:t>Bejelentkezési felület</w:t>
+      </w:r>
+    </w:p>
+    <w:p>
+      <w:pPr>
+        <w:pStyle w:val="Listaszerbekezds"/>
+        <w:numPr>
+          <w:ilvl w:val="1"/>
+          <w:numId w:val="1"/>
+        </w:numPr>
+      </w:pPr>
+      <w:r>
+        <w:t>Értesítési rendszer</w:t>
+      </w:r>
+    </w:p>
+    <w:p>
+      <w:pPr>
+        <w:pStyle w:val="Listaszerbekezds"/>
+        <w:numPr>
+          <w:ilvl w:val="0"/>
+          <w:numId w:val="1"/>
+        </w:numPr>
+      </w:pPr>
+      <w:r>
+        <w:t>Back end kivitelezése</w:t>
+      </w:r>
+    </w:p>
+    <w:p>
+      <w:pPr>
+        <w:pStyle w:val="Listaszerbekezds"/>
+        <w:numPr>
+          <w:ilvl w:val="1"/>
+          <w:numId w:val="1"/>
+        </w:numPr>
+      </w:pPr>
+      <w:r>
+        <w:t>esp32-cam kamera</w:t>
+      </w:r>
+    </w:p>
+    <w:p>
+      <w:pPr>
+        <w:pStyle w:val="Listaszerbekezds"/>
+        <w:numPr>
+          <w:ilvl w:val="0"/>
+          <w:numId w:val="1"/>
+        </w:numPr>
+      </w:pPr>
+      <w:r>
+        <w:t>Projektvezetéssel kapcsolatos dokumentációk, nyilvántartások vezetése, feladatok összehangolása, felhasználói dokumentáció elkészítése, tesztelés.</w:t>
+      </w:r>
+    </w:p>
+    <w:p>
+      <w:pPr>
+        <w:rPr>
+          <w:rFonts w:ascii="Times New Roman" w:eastAsiaTheme="majorEastAsia" w:hAnsi="Times New Roman" w:cstheme="majorBidi"/>
+          <w:color w:val="660033"/>
+          <w:sz w:val="32"/>
+          <w:szCs w:val="32"/>
+          <w:u w:val="single"/>
+        </w:rPr>
+      </w:pPr>
+      <w:r>
+        <w:br w:type="page"/>
+      </w:r>
+    </w:p>
+    <w:p>
+      <w:pPr>
+        <w:pStyle w:val="Cmsor1"/>
+      </w:pPr>
+      <w:bookmarkStart w:id="8" w:name="_Toc239761662"/>
+      <w:r>
+        <w:lastRenderedPageBreak/>
+        <w:t>4. Szoftver specifikáció</w:t>
+      </w:r>
+      <w:bookmarkEnd w:id="8"/>
+    </w:p>
+    <w:p>
+      <w:pPr>
+        <w:pStyle w:val="Cmsor2"/>
+      </w:pPr>
+      <w:bookmarkStart w:id="9" w:name="_Toc239761663"/>
+      <w:r>
+        <w:t>4.1 Megjelenés</w:t>
+      </w:r>
+      <w:bookmarkEnd w:id="9"/>
+    </w:p>
+    <w:p>
+      <w:pPr>
+        <w:pStyle w:val="Cmsor2"/>
+      </w:pPr>
+      <w:bookmarkStart w:id="10" w:name="_Toc239761664"/>
+      <w:r>
+        <w:t>4.2 Funkciók</w:t>
+      </w:r>
+      <w:bookmarkEnd w:id="10"/>
     </w:p>
     <w:p>
       <w:pPr>
@@ -1749,34 +3480,18 @@
           <w:numId w:val="8"/>
         </w:numPr>
         <w:rPr>
-          <w:lang w:eastAsia="hu-HU"/>
-        </w:rPr>
-      </w:pPr>
-      <w:r>
-        <w:rPr>
-          <w:i/>
-          <w:iCs/>
-          <w:lang w:eastAsia="hu-HU"/>
-        </w:rPr>
-        <w:t>Arcfelismerő rendszer:</w:t>
-      </w:r>
-      <w:r>
-        <w:rPr>
-          <w:lang w:eastAsia="hu-HU"/>
-        </w:rPr>
-        <w:t xml:space="preserve"> Automatikus azonosítás a jóváhagyott kimenővel rendelkező diákok esetében</w:t>
-      </w:r>
-      <w:r>
-        <w:rPr>
-          <w:lang w:eastAsia="hu-HU"/>
-        </w:rPr>
-        <w:t xml:space="preserve"> a kapunál elhelyezett arcfelismerővel</w:t>
-      </w:r>
-      <w:r>
-        <w:rPr>
-          <w:lang w:eastAsia="hu-HU"/>
-        </w:rPr>
-        <w:t>.</w:t>
+          <w:rFonts w:ascii="Times New Roman" w:eastAsiaTheme="majorEastAsia" w:hAnsi="Times New Roman" w:cstheme="majorBidi"/>
+          <w:color w:val="000000" w:themeColor="text1"/>
+          <w:sz w:val="32"/>
+          <w:szCs w:val="32"/>
+          <w:u w:val="single"/>
+        </w:rPr>
+      </w:pPr>
+      <w:r>
+        <w:rPr>
+          <w:color w:val="000000" w:themeColor="text1"/>
+        </w:rPr>
+        <w:t>Saját azonosítójú kiléptetés</w:t>
       </w:r>
     </w:p>
     <w:p>
@@ -1787,43 +3502,40 @@
           <w:numId w:val="8"/>
         </w:numPr>
         <w:rPr>
-          <w:lang w:eastAsia="hu-HU"/>
-        </w:rPr>
-      </w:pPr>
-      <w:r>
-        <w:rPr>
-          <w:i/>
-          <w:iCs/>
-          <w:lang w:eastAsia="hu-HU"/>
-        </w:rPr>
-        <w:t>QR-kódos azonosítás:</w:t>
-      </w:r>
-      <w:r>
-        <w:rPr>
-          <w:lang w:eastAsia="hu-HU"/>
-        </w:rPr>
-        <w:t xml:space="preserve"> A diák egyéni, időkorláthoz kötött QR-kódjának beolvasása a kapunál elhelyezett leolvasóval.</w:t>
-      </w:r>
-    </w:p>
-    <w:p>
-      <w:pPr>
-        <w:pStyle w:val="Cmsor2"/>
-      </w:pPr>
-      <w:r>
-        <w:t>3.5 Modulok</w:t>
-      </w:r>
-      <w:bookmarkEnd w:id="7"/>
+          <w:rFonts w:ascii="Times New Roman" w:eastAsiaTheme="majorEastAsia" w:hAnsi="Times New Roman" w:cstheme="majorBidi"/>
+          <w:color w:val="000000" w:themeColor="text1"/>
+          <w:sz w:val="32"/>
+          <w:szCs w:val="32"/>
+          <w:u w:val="single"/>
+        </w:rPr>
+      </w:pPr>
+      <w:r>
+        <w:rPr>
+          <w:color w:val="000000" w:themeColor="text1"/>
+        </w:rPr>
+        <w:t>értesítési rendszer</w:t>
+      </w:r>
     </w:p>
     <w:p>
       <w:pPr>
         <w:pStyle w:val="Listaszerbekezds"/>
         <w:numPr>
           <w:ilvl w:val="0"/>
-          <w:numId w:val="1"/>
+          <w:numId w:val="8"/>
         </w:numPr>
-      </w:pPr>
-      <w:r>
-        <w:t>Adatbázis tervezése, kivitelezése</w:t>
+        <w:rPr>
+          <w:rFonts w:ascii="Times New Roman" w:eastAsiaTheme="majorEastAsia" w:hAnsi="Times New Roman" w:cstheme="majorBidi"/>
+          <w:color w:val="000000" w:themeColor="text1"/>
+          <w:sz w:val="32"/>
+          <w:szCs w:val="32"/>
+          <w:u w:val="single"/>
+        </w:rPr>
+      </w:pPr>
+      <w:r>
+        <w:rPr>
+          <w:color w:val="000000" w:themeColor="text1"/>
+        </w:rPr>
+        <w:t>diák és tanári profilok</w:t>
       </w:r>
     </w:p>
     <w:p>
@@ -1831,71 +3543,21 @@
         <w:pStyle w:val="Listaszerbekezds"/>
         <w:numPr>
           <w:ilvl w:val="0"/>
-          <w:numId w:val="1"/>
+          <w:numId w:val="8"/>
         </w:numPr>
-      </w:pPr>
-      <w:r>
-        <w:t>Felhasználóbarát front end tervezése:</w:t>
-      </w:r>
-    </w:p>
-    <w:p>
-      <w:pPr>
-        <w:pStyle w:val="Listaszerbekezds"/>
-        <w:numPr>
-          <w:ilvl w:val="1"/>
-          <w:numId w:val="1"/>
-        </w:numPr>
-      </w:pPr>
-      <w:r>
-        <w:t>Applikáció felülete</w:t>
-      </w:r>
-    </w:p>
-    <w:p>
-      <w:pPr>
-        <w:pStyle w:val="Listaszerbekezds"/>
-        <w:numPr>
-          <w:ilvl w:val="1"/>
-          <w:numId w:val="1"/>
-        </w:numPr>
-      </w:pPr>
-      <w:r>
-        <w:t>Menürendszer</w:t>
-      </w:r>
-    </w:p>
-    <w:p>
-      <w:pPr>
-        <w:pStyle w:val="Listaszerbekezds"/>
-        <w:numPr>
-          <w:ilvl w:val="1"/>
-          <w:numId w:val="1"/>
-        </w:numPr>
-      </w:pPr>
-      <w:r>
-        <w:t>Beállítások</w:t>
-      </w:r>
-    </w:p>
-    <w:p>
-      <w:pPr>
-        <w:pStyle w:val="Listaszerbekezds"/>
-        <w:numPr>
-          <w:ilvl w:val="1"/>
-          <w:numId w:val="1"/>
-        </w:numPr>
-      </w:pPr>
-      <w:r>
-        <w:t>Bejelentkezési felület</w:t>
-      </w:r>
-    </w:p>
-    <w:p>
-      <w:pPr>
-        <w:pStyle w:val="Listaszerbekezds"/>
-        <w:numPr>
-          <w:ilvl w:val="1"/>
-          <w:numId w:val="1"/>
-        </w:numPr>
-      </w:pPr>
-      <w:r>
-        <w:t>Értesítési rendszer</w:t>
+        <w:rPr>
+          <w:rFonts w:ascii="Times New Roman" w:eastAsiaTheme="majorEastAsia" w:hAnsi="Times New Roman" w:cstheme="majorBidi"/>
+          <w:color w:val="000000" w:themeColor="text1"/>
+          <w:sz w:val="32"/>
+          <w:szCs w:val="32"/>
+          <w:u w:val="single"/>
+        </w:rPr>
+      </w:pPr>
+      <w:r>
+        <w:rPr>
+          <w:color w:val="000000" w:themeColor="text1"/>
+        </w:rPr>
+        <w:t>élőben nyomon követhető távozások</w:t>
       </w:r>
     </w:p>
     <w:p>
@@ -1903,23 +3565,21 @@
         <w:pStyle w:val="Listaszerbekezds"/>
         <w:numPr>
           <w:ilvl w:val="0"/>
-          <w:numId w:val="1"/>
+          <w:numId w:val="8"/>
         </w:numPr>
-      </w:pPr>
-      <w:r>
-        <w:t>Back end kivitelezése</w:t>
-      </w:r>
-    </w:p>
-    <w:p>
-      <w:pPr>
-        <w:pStyle w:val="Listaszerbekezds"/>
-        <w:numPr>
-          <w:ilvl w:val="1"/>
-          <w:numId w:val="1"/>
-        </w:numPr>
-      </w:pPr>
-      <w:r>
-        <w:t>esp32-cam kamera</w:t>
+        <w:rPr>
+          <w:rFonts w:ascii="Times New Roman" w:eastAsiaTheme="majorEastAsia" w:hAnsi="Times New Roman" w:cstheme="majorBidi"/>
+          <w:color w:val="000000" w:themeColor="text1"/>
+          <w:sz w:val="32"/>
+          <w:szCs w:val="32"/>
+          <w:u w:val="single"/>
+        </w:rPr>
+      </w:pPr>
+      <w:r>
+        <w:rPr>
+          <w:color w:val="000000" w:themeColor="text1"/>
+        </w:rPr>
+        <w:t>elektromos kapu állapot jelzése (nyitva/csukva)</w:t>
       </w:r>
     </w:p>
     <w:p>
@@ -1927,16 +3587,136 @@
         <w:pStyle w:val="Listaszerbekezds"/>
         <w:numPr>
           <w:ilvl w:val="0"/>
-          <w:numId w:val="1"/>
+          <w:numId w:val="8"/>
         </w:numPr>
-      </w:pPr>
-      <w:r>
-        <w:lastRenderedPageBreak/>
-        <w:t>Projektvezetéssel kapcsolatos dokumentációk, nyilvántartások vezetése, feladatok összehangolása, felhasználói dokumentáció elkészítése, tesztelés.</w:t>
-      </w:r>
-    </w:p>
-    <w:p>
-      <w:pPr>
+        <w:rPr>
+          <w:rFonts w:ascii="Times New Roman" w:eastAsiaTheme="majorEastAsia" w:hAnsi="Times New Roman" w:cstheme="majorBidi"/>
+          <w:color w:val="000000" w:themeColor="text1"/>
+          <w:sz w:val="32"/>
+          <w:szCs w:val="32"/>
+          <w:u w:val="single"/>
+        </w:rPr>
+      </w:pPr>
+      <w:r>
+        <w:rPr>
+          <w:color w:val="000000" w:themeColor="text1"/>
+        </w:rPr>
+        <w:t xml:space="preserve">arcfelismerős/kártyás kapuzár </w:t>
+      </w:r>
+    </w:p>
+    <w:p>
+      <w:pPr>
+        <w:pStyle w:val="Listaszerbekezds"/>
+        <w:numPr>
+          <w:ilvl w:val="0"/>
+          <w:numId w:val="8"/>
+        </w:numPr>
+        <w:rPr>
+          <w:rFonts w:ascii="Times New Roman" w:eastAsiaTheme="majorEastAsia" w:hAnsi="Times New Roman" w:cstheme="majorBidi"/>
+          <w:color w:val="000000" w:themeColor="text1"/>
+          <w:sz w:val="32"/>
+          <w:szCs w:val="32"/>
+          <w:u w:val="single"/>
+        </w:rPr>
+      </w:pPr>
+      <w:r>
+        <w:rPr>
+          <w:color w:val="000000" w:themeColor="text1"/>
+        </w:rPr>
+        <w:t>Szobák lakóinak jelenlétének követése</w:t>
+      </w:r>
+    </w:p>
+    <w:p>
+      <w:pPr>
+        <w:pStyle w:val="Listaszerbekezds"/>
+        <w:numPr>
+          <w:ilvl w:val="0"/>
+          <w:numId w:val="8"/>
+        </w:numPr>
+        <w:rPr>
+          <w:rFonts w:ascii="Times New Roman" w:eastAsiaTheme="majorEastAsia" w:hAnsi="Times New Roman" w:cstheme="majorBidi"/>
+          <w:color w:val="000000" w:themeColor="text1"/>
+          <w:sz w:val="32"/>
+          <w:szCs w:val="32"/>
+          <w:u w:val="single"/>
+        </w:rPr>
+      </w:pPr>
+      <w:r>
+        <w:rPr>
+          <w:color w:val="000000" w:themeColor="text1"/>
+        </w:rPr>
+        <w:t>mobil kompatibilitás</w:t>
+      </w:r>
+    </w:p>
+    <w:p>
+      <w:pPr>
+        <w:pStyle w:val="Listaszerbekezds"/>
+        <w:numPr>
+          <w:ilvl w:val="0"/>
+          <w:numId w:val="8"/>
+        </w:numPr>
+        <w:rPr>
+          <w:rFonts w:ascii="Times New Roman" w:eastAsiaTheme="majorEastAsia" w:hAnsi="Times New Roman" w:cstheme="majorBidi"/>
+          <w:color w:val="000000" w:themeColor="text1"/>
+          <w:sz w:val="32"/>
+          <w:szCs w:val="32"/>
+          <w:u w:val="single"/>
+        </w:rPr>
+      </w:pPr>
+      <w:r>
+        <w:rPr>
+          <w:color w:val="000000" w:themeColor="text1"/>
+        </w:rPr>
+        <w:t>tanári felületen eltávozási kérelmek elutasítása/engedélyezése</w:t>
+      </w:r>
+    </w:p>
+    <w:p>
+      <w:pPr>
+        <w:pStyle w:val="Listaszerbekezds"/>
+        <w:numPr>
+          <w:ilvl w:val="0"/>
+          <w:numId w:val="8"/>
+        </w:numPr>
+        <w:rPr>
+          <w:rFonts w:ascii="Times New Roman" w:eastAsiaTheme="majorEastAsia" w:hAnsi="Times New Roman" w:cstheme="majorBidi"/>
+          <w:color w:val="000000" w:themeColor="text1"/>
+          <w:sz w:val="32"/>
+          <w:szCs w:val="32"/>
+          <w:u w:val="single"/>
+        </w:rPr>
+      </w:pPr>
+      <w:r>
+        <w:rPr>
+          <w:color w:val="000000" w:themeColor="text1"/>
+        </w:rPr>
+        <w:t>igazolt tevékenységek automatikus engedélyezése</w:t>
+      </w:r>
+    </w:p>
+    <w:p>
+      <w:pPr>
+        <w:pStyle w:val="Listaszerbekezds"/>
+        <w:numPr>
+          <w:ilvl w:val="0"/>
+          <w:numId w:val="8"/>
+        </w:numPr>
+        <w:rPr>
+          <w:color w:val="000000" w:themeColor="text1"/>
+        </w:rPr>
+      </w:pPr>
+      <w:r>
+        <w:rPr>
+          <w:color w:val="000000" w:themeColor="text1"/>
+        </w:rPr>
+        <w:t>weboldal</w:t>
+      </w:r>
+    </w:p>
+    <w:p>
+      <w:pPr>
+        <w:pStyle w:val="Listaszerbekezds"/>
+        <w:numPr>
+          <w:ilvl w:val="0"/>
+          <w:numId w:val="7"/>
+        </w:numPr>
         <w:rPr>
           <w:rFonts w:ascii="Times New Roman" w:eastAsiaTheme="majorEastAsia" w:hAnsi="Times New Roman" w:cstheme="majorBidi"/>
           <w:color w:val="660033"/>
@@ -1945,7 +3725,6 @@
           <w:u w:val="single"/>
         </w:rPr>
       </w:pPr>
-      <w:bookmarkStart w:id="8" w:name="_Toc239402859"/>
       <w:r>
         <w:br w:type="page"/>
       </w:r>
@@ -1954,40 +3733,136 @@
       <w:pPr>
         <w:pStyle w:val="Cmsor1"/>
       </w:pPr>
+      <w:bookmarkStart w:id="11" w:name="_Toc239761665"/>
       <w:r>
         <w:lastRenderedPageBreak/>
-        <w:t>4. Szoftver specifikáció</w:t>
-      </w:r>
-      <w:bookmarkEnd w:id="8"/>
+        <w:t>5. Dokumentáció</w:t>
+      </w:r>
+      <w:bookmarkEnd w:id="11"/>
     </w:p>
     <w:p>
       <w:pPr>
         <w:pStyle w:val="Cmsor2"/>
       </w:pPr>
-      <w:bookmarkStart w:id="9" w:name="_Toc239402860"/>
-      <w:r>
-        <w:t>4.1 Megjelenés</w:t>
-      </w:r>
-      <w:bookmarkEnd w:id="9"/>
-    </w:p>
-    <w:p>
-      <w:pPr>
-        <w:pStyle w:val="Cmsor2"/>
-      </w:pPr>
-      <w:bookmarkStart w:id="10" w:name="_Toc239402861"/>
-      <w:r>
-        <w:t>4.2 Funkciók</w:t>
-      </w:r>
-      <w:bookmarkStart w:id="11" w:name="_Toc239402862"/>
-      <w:bookmarkEnd w:id="10"/>
+      <w:bookmarkStart w:id="12" w:name="_Toc239761666"/>
+      <w:r>
+        <w:t>5.1 Erőforrás-terv</w:t>
+      </w:r>
+      <w:bookmarkEnd w:id="12"/>
     </w:p>
     <w:p>
       <w:pPr>
         <w:pStyle w:val="Listaszerbekezds"/>
         <w:numPr>
           <w:ilvl w:val="0"/>
-          <w:numId w:val="5"/>
+          <w:numId w:val="6"/>
         </w:numPr>
+      </w:pPr>
+      <w:r>
+        <w:t>Pozsár Dániel Benjámin:</w:t>
+      </w:r>
+    </w:p>
+    <w:p>
+      <w:pPr>
+        <w:pStyle w:val="Listaszerbekezds"/>
+        <w:numPr>
+          <w:ilvl w:val="1"/>
+          <w:numId w:val="6"/>
+        </w:numPr>
+      </w:pPr>
+    </w:p>
+    <w:p>
+      <w:pPr>
+        <w:pStyle w:val="Listaszerbekezds"/>
+        <w:numPr>
+          <w:ilvl w:val="0"/>
+          <w:numId w:val="6"/>
+        </w:numPr>
+      </w:pPr>
+      <w:r>
+        <w:t>Gulyás Benedek Vil</w:t>
+      </w:r>
+      <w:r>
+        <w:t>mos</w:t>
+      </w:r>
+      <w:r>
+        <w:t>:</w:t>
+      </w:r>
+    </w:p>
+    <w:p>
+      <w:pPr>
+        <w:pStyle w:val="Listaszerbekezds"/>
+        <w:numPr>
+          <w:ilvl w:val="1"/>
+          <w:numId w:val="6"/>
+        </w:numPr>
+      </w:pPr>
+    </w:p>
+    <w:p>
+      <w:pPr>
+        <w:pStyle w:val="Listaszerbekezds"/>
+        <w:numPr>
+          <w:ilvl w:val="0"/>
+          <w:numId w:val="6"/>
+        </w:numPr>
+      </w:pPr>
+      <w:r>
+        <w:t xml:space="preserve">sp32-cam </w:t>
+      </w:r>
+      <w:r>
+        <w:t>kamera</w:t>
+      </w:r>
+      <w:r>
+        <w:t xml:space="preserve"> </w:t>
+      </w:r>
+    </w:p>
+    <w:p>
+      <w:pPr>
+        <w:pStyle w:val="Cmsor2"/>
+      </w:pPr>
+      <w:bookmarkStart w:id="13" w:name="_Toc239761667"/>
+      <w:r>
+        <w:t>5.2 Technikai dok</w:t>
+      </w:r>
+      <w:r>
+        <w:t>umentáció</w:t>
+      </w:r>
+      <w:bookmarkEnd w:id="13"/>
+    </w:p>
+    <w:p>
+      <w:pPr>
+        <w:pStyle w:val="Cmsor2"/>
+      </w:pPr>
+      <w:bookmarkStart w:id="14" w:name="_Toc239761668"/>
+      <w:r>
+        <w:t xml:space="preserve">5.3 </w:t>
+      </w:r>
+      <w:r>
+        <w:t>F</w:t>
+      </w:r>
+      <w:r>
+        <w:t xml:space="preserve">orráskód </w:t>
+      </w:r>
+      <w:r>
+        <w:t>dokumentáció</w:t>
+      </w:r>
+      <w:bookmarkEnd w:id="14"/>
+    </w:p>
+    <w:p>
+      <w:pPr>
+        <w:pStyle w:val="Cmsor2"/>
+      </w:pPr>
+      <w:bookmarkStart w:id="15" w:name="_Toc239761669"/>
+      <w:r>
+        <w:t xml:space="preserve">5.4 Felhasználói </w:t>
+      </w:r>
+      <w:r>
+        <w:t>dokumentáció</w:t>
+      </w:r>
+      <w:bookmarkEnd w:id="15"/>
+    </w:p>
+    <w:p>
+      <w:pPr>
         <w:rPr>
           <w:rFonts w:ascii="Times New Roman" w:eastAsiaTheme="majorEastAsia" w:hAnsi="Times New Roman" w:cstheme="majorBidi"/>
           <w:color w:val="660033"/>
@@ -1997,202 +3872,6 @@
         </w:rPr>
       </w:pPr>
       <w:r>
-        <w:t>Saját azonosítójú kiléptetés</w:t>
-      </w:r>
-    </w:p>
-    <w:p>
-      <w:pPr>
-        <w:pStyle w:val="Listaszerbekezds"/>
-        <w:numPr>
-          <w:ilvl w:val="0"/>
-          <w:numId w:val="5"/>
-        </w:numPr>
-        <w:rPr>
-          <w:rFonts w:ascii="Times New Roman" w:eastAsiaTheme="majorEastAsia" w:hAnsi="Times New Roman" w:cstheme="majorBidi"/>
-          <w:color w:val="660033"/>
-          <w:sz w:val="32"/>
-          <w:szCs w:val="32"/>
-          <w:u w:val="single"/>
-        </w:rPr>
-      </w:pPr>
-      <w:r>
-        <w:t>értesítési rendszer</w:t>
-      </w:r>
-    </w:p>
-    <w:p>
-      <w:pPr>
-        <w:pStyle w:val="Listaszerbekezds"/>
-        <w:numPr>
-          <w:ilvl w:val="0"/>
-          <w:numId w:val="5"/>
-        </w:numPr>
-        <w:rPr>
-          <w:rFonts w:ascii="Times New Roman" w:eastAsiaTheme="majorEastAsia" w:hAnsi="Times New Roman" w:cstheme="majorBidi"/>
-          <w:color w:val="660033"/>
-          <w:sz w:val="32"/>
-          <w:szCs w:val="32"/>
-          <w:u w:val="single"/>
-        </w:rPr>
-      </w:pPr>
-      <w:r>
-        <w:t>diák és tanári profilok</w:t>
-      </w:r>
-    </w:p>
-    <w:p>
-      <w:pPr>
-        <w:pStyle w:val="Listaszerbekezds"/>
-        <w:numPr>
-          <w:ilvl w:val="0"/>
-          <w:numId w:val="5"/>
-        </w:numPr>
-        <w:rPr>
-          <w:rFonts w:ascii="Times New Roman" w:eastAsiaTheme="majorEastAsia" w:hAnsi="Times New Roman" w:cstheme="majorBidi"/>
-          <w:color w:val="660033"/>
-          <w:sz w:val="32"/>
-          <w:szCs w:val="32"/>
-          <w:u w:val="single"/>
-        </w:rPr>
-      </w:pPr>
-      <w:r>
-        <w:t>élőben nyomon követhető távozások</w:t>
-      </w:r>
-    </w:p>
-    <w:p>
-      <w:pPr>
-        <w:pStyle w:val="Listaszerbekezds"/>
-        <w:numPr>
-          <w:ilvl w:val="0"/>
-          <w:numId w:val="5"/>
-        </w:numPr>
-        <w:rPr>
-          <w:rFonts w:ascii="Times New Roman" w:eastAsiaTheme="majorEastAsia" w:hAnsi="Times New Roman" w:cstheme="majorBidi"/>
-          <w:color w:val="660033"/>
-          <w:sz w:val="32"/>
-          <w:szCs w:val="32"/>
-          <w:u w:val="single"/>
-        </w:rPr>
-      </w:pPr>
-      <w:r>
-        <w:t>elektromos kapu állapot jelzése (nyitva/csukva)</w:t>
-      </w:r>
-    </w:p>
-    <w:p>
-      <w:pPr>
-        <w:pStyle w:val="Listaszerbekezds"/>
-        <w:numPr>
-          <w:ilvl w:val="0"/>
-          <w:numId w:val="5"/>
-        </w:numPr>
-        <w:rPr>
-          <w:rFonts w:ascii="Times New Roman" w:eastAsiaTheme="majorEastAsia" w:hAnsi="Times New Roman" w:cstheme="majorBidi"/>
-          <w:color w:val="660033"/>
-          <w:sz w:val="32"/>
-          <w:szCs w:val="32"/>
-          <w:u w:val="single"/>
-        </w:rPr>
-      </w:pPr>
-      <w:r>
-        <w:t xml:space="preserve">arcfelismerős/kártyás kapuzár </w:t>
-      </w:r>
-    </w:p>
-    <w:p>
-      <w:pPr>
-        <w:pStyle w:val="Listaszerbekezds"/>
-        <w:numPr>
-          <w:ilvl w:val="0"/>
-          <w:numId w:val="5"/>
-        </w:numPr>
-        <w:rPr>
-          <w:rFonts w:ascii="Times New Roman" w:eastAsiaTheme="majorEastAsia" w:hAnsi="Times New Roman" w:cstheme="majorBidi"/>
-          <w:color w:val="660033"/>
-          <w:sz w:val="32"/>
-          <w:szCs w:val="32"/>
-          <w:u w:val="single"/>
-        </w:rPr>
-      </w:pPr>
-      <w:r>
-        <w:t>Szobák lakóinak jelenlétének követése</w:t>
-      </w:r>
-    </w:p>
-    <w:p>
-      <w:pPr>
-        <w:pStyle w:val="Listaszerbekezds"/>
-        <w:numPr>
-          <w:ilvl w:val="0"/>
-          <w:numId w:val="5"/>
-        </w:numPr>
-        <w:rPr>
-          <w:rFonts w:ascii="Times New Roman" w:eastAsiaTheme="majorEastAsia" w:hAnsi="Times New Roman" w:cstheme="majorBidi"/>
-          <w:color w:val="660033"/>
-          <w:sz w:val="32"/>
-          <w:szCs w:val="32"/>
-          <w:u w:val="single"/>
-        </w:rPr>
-      </w:pPr>
-      <w:r>
-        <w:t>mobil kompatibilitás</w:t>
-      </w:r>
-    </w:p>
-    <w:p>
-      <w:pPr>
-        <w:pStyle w:val="Listaszerbekezds"/>
-        <w:numPr>
-          <w:ilvl w:val="0"/>
-          <w:numId w:val="5"/>
-        </w:numPr>
-        <w:rPr>
-          <w:rFonts w:ascii="Times New Roman" w:eastAsiaTheme="majorEastAsia" w:hAnsi="Times New Roman" w:cstheme="majorBidi"/>
-          <w:color w:val="660033"/>
-          <w:sz w:val="32"/>
-          <w:szCs w:val="32"/>
-          <w:u w:val="single"/>
-        </w:rPr>
-      </w:pPr>
-      <w:r>
-        <w:t xml:space="preserve">tanári felületen </w:t>
-      </w:r>
-      <w:r>
-        <w:t>eltávozási kérelmek elutasítása/engedélyezése</w:t>
-      </w:r>
-    </w:p>
-    <w:p>
-      <w:pPr>
-        <w:pStyle w:val="Listaszerbekezds"/>
-        <w:numPr>
-          <w:ilvl w:val="0"/>
-          <w:numId w:val="5"/>
-        </w:numPr>
-        <w:rPr>
-          <w:rFonts w:ascii="Times New Roman" w:eastAsiaTheme="majorEastAsia" w:hAnsi="Times New Roman" w:cstheme="majorBidi"/>
-          <w:color w:val="660033"/>
-          <w:sz w:val="32"/>
-          <w:szCs w:val="32"/>
-          <w:u w:val="single"/>
-        </w:rPr>
-      </w:pPr>
-      <w:r>
-        <w:t>igazolt tevékenységek automatikus engedélyezése</w:t>
-      </w:r>
-    </w:p>
-    <w:p>
-      <w:pPr>
-        <w:pStyle w:val="Listaszerbekezds"/>
-        <w:numPr>
-          <w:ilvl w:val="0"/>
-          <w:numId w:val="5"/>
-        </w:numPr>
-        <w:rPr>
-          <w:rFonts w:ascii="Times New Roman" w:eastAsiaTheme="majorEastAsia" w:hAnsi="Times New Roman" w:cstheme="majorBidi"/>
-          <w:color w:val="660033"/>
-          <w:sz w:val="32"/>
-          <w:szCs w:val="32"/>
-          <w:u w:val="single"/>
-        </w:rPr>
-      </w:pPr>
-      <w:r>
-        <w:t>weboldal</w:t>
-      </w:r>
-      <w:r>
         <w:br w:type="page"/>
       </w:r>
     </w:p>
@@ -2200,146 +3879,7 @@
       <w:pPr>
         <w:pStyle w:val="Cmsor1"/>
       </w:pPr>
-      <w:r>
-        <w:lastRenderedPageBreak/>
-        <w:t>5. Dokumentáció</w:t>
-      </w:r>
-      <w:bookmarkEnd w:id="11"/>
-    </w:p>
-    <w:p>
-      <w:pPr>
-        <w:pStyle w:val="Cmsor2"/>
-      </w:pPr>
-      <w:bookmarkStart w:id="12" w:name="_Toc239402863"/>
-      <w:r>
-        <w:t>5.1 Erőforrás-terv</w:t>
-      </w:r>
-      <w:bookmarkEnd w:id="12"/>
-    </w:p>
-    <w:p>
-      <w:pPr>
-        <w:pStyle w:val="Listaszerbekezds"/>
-        <w:numPr>
-          <w:ilvl w:val="0"/>
-          <w:numId w:val="6"/>
-        </w:numPr>
-      </w:pPr>
-      <w:r>
-        <w:t>Pozsár Dániel Benjámin:</w:t>
-      </w:r>
-    </w:p>
-    <w:p>
-      <w:pPr>
-        <w:pStyle w:val="Listaszerbekezds"/>
-        <w:numPr>
-          <w:ilvl w:val="1"/>
-          <w:numId w:val="6"/>
-        </w:numPr>
-      </w:pPr>
-    </w:p>
-    <w:p>
-      <w:pPr>
-        <w:pStyle w:val="Listaszerbekezds"/>
-        <w:numPr>
-          <w:ilvl w:val="0"/>
-          <w:numId w:val="6"/>
-        </w:numPr>
-      </w:pPr>
-      <w:r>
-        <w:t>Gulyás Benedek Vili:</w:t>
-      </w:r>
-    </w:p>
-    <w:p>
-      <w:pPr>
-        <w:pStyle w:val="Listaszerbekezds"/>
-        <w:numPr>
-          <w:ilvl w:val="1"/>
-          <w:numId w:val="6"/>
-        </w:numPr>
-      </w:pPr>
-    </w:p>
-    <w:p>
-      <w:pPr>
-        <w:pStyle w:val="Listaszerbekezds"/>
-        <w:numPr>
-          <w:ilvl w:val="0"/>
-          <w:numId w:val="6"/>
-        </w:numPr>
-      </w:pPr>
-      <w:r>
-        <w:t xml:space="preserve">sp32-cam </w:t>
-      </w:r>
-      <w:r>
-        <w:t>kamera</w:t>
-      </w:r>
-      <w:r>
-        <w:t xml:space="preserve"> </w:t>
-      </w:r>
-    </w:p>
-    <w:p>
-      <w:pPr>
-        <w:pStyle w:val="Cmsor2"/>
-      </w:pPr>
-      <w:bookmarkStart w:id="13" w:name="_Toc239402864"/>
-      <w:r>
-        <w:t>5.2 Technikai dok</w:t>
-      </w:r>
-      <w:bookmarkEnd w:id="13"/>
-      <w:r>
-        <w:t>umentáció</w:t>
-      </w:r>
-    </w:p>
-    <w:p>
-      <w:pPr>
-        <w:pStyle w:val="Cmsor2"/>
-      </w:pPr>
-      <w:bookmarkStart w:id="14" w:name="_Toc239402865"/>
-      <w:r>
-        <w:t xml:space="preserve">5.3 </w:t>
-      </w:r>
-      <w:r>
-        <w:t>F</w:t>
-      </w:r>
-      <w:r>
-        <w:t xml:space="preserve">orráskód </w:t>
-      </w:r>
-      <w:bookmarkEnd w:id="14"/>
-      <w:r>
-        <w:t>dokumentáció</w:t>
-      </w:r>
-    </w:p>
-    <w:p>
-      <w:pPr>
-        <w:pStyle w:val="Cmsor2"/>
-      </w:pPr>
-      <w:bookmarkStart w:id="15" w:name="_Toc239402866"/>
-      <w:r>
-        <w:t xml:space="preserve">5.4 Felhasználói </w:t>
-      </w:r>
-      <w:bookmarkEnd w:id="15"/>
-      <w:r>
-        <w:t>dokumentáció</w:t>
-      </w:r>
-    </w:p>
-    <w:p>
-      <w:pPr>
-        <w:rPr>
-          <w:rFonts w:ascii="Times New Roman" w:eastAsiaTheme="majorEastAsia" w:hAnsi="Times New Roman" w:cstheme="majorBidi"/>
-          <w:color w:val="660033"/>
-          <w:sz w:val="32"/>
-          <w:szCs w:val="32"/>
-          <w:u w:val="single"/>
-        </w:rPr>
-      </w:pPr>
-      <w:bookmarkStart w:id="16" w:name="_Toc239402867"/>
-      <w:r>
-        <w:br w:type="page"/>
-      </w:r>
-    </w:p>
-    <w:p>
-      <w:pPr>
-        <w:pStyle w:val="Cmsor1"/>
-      </w:pPr>
+      <w:bookmarkStart w:id="16" w:name="_Toc239761670"/>
       <w:r>
         <w:lastRenderedPageBreak/>
         <w:t>6. Adatlap</w:t>
@@ -2348,12 +3888,66 @@
     </w:p>
     <w:p>
       <w:r>
-        <w:t>Projekt neve: KTKF (Kollégiumi Távollét Kezelő Felület)</w:t>
-      </w:r>
-    </w:p>
-    <w:p>
-      <w:r>
-        <w:t>Feladat rövid ismertetése: kollégiumi kezelő ami figyeli a diákok távolléteit</w:t>
+        <w:t>Projekt neve: KTKF (Kollégiumi Távollét Kezel</w:t>
+      </w:r>
+      <w:r>
+        <w:rPr>
+          <w:rFonts w:ascii="Calibri" w:hAnsi="Calibri" w:cs="Calibri"/>
+        </w:rPr>
+        <w:t>ő</w:t>
+      </w:r>
+      <w:r>
+        <w:t xml:space="preserve"> Fel</w:t>
+      </w:r>
+      <w:r>
+        <w:rPr>
+          <w:rFonts w:cs="Arial Rounded MT Bold"/>
+        </w:rPr>
+        <w:t>ü</w:t>
+      </w:r>
+      <w:r>
+        <w:t>let)</w:t>
+      </w:r>
+    </w:p>
+    <w:p>
+      <w:r>
+        <w:t>Feladat rövid ismertetése: kollégiumi kezel</w:t>
+      </w:r>
+      <w:r>
+        <w:rPr>
+          <w:rFonts w:ascii="Calibri" w:hAnsi="Calibri" w:cs="Calibri"/>
+        </w:rPr>
+        <w:t>ő</w:t>
+      </w:r>
+      <w:r>
+        <w:t xml:space="preserve"> ami figyeli a di</w:t>
+      </w:r>
+      <w:r>
+        <w:rPr>
+          <w:rFonts w:cs="Arial Rounded MT Bold"/>
+        </w:rPr>
+        <w:t>á</w:t>
+      </w:r>
+      <w:r>
+        <w:t>kok t</w:t>
+      </w:r>
+      <w:r>
+        <w:rPr>
+          <w:rFonts w:cs="Arial Rounded MT Bold"/>
+        </w:rPr>
+        <w:t>á</w:t>
+      </w:r>
+      <w:r>
+        <w:t>voll</w:t>
+      </w:r>
+      <w:r>
+        <w:rPr>
+          <w:rFonts w:cs="Arial Rounded MT Bold"/>
+        </w:rPr>
+        <w:t>é</w:t>
+      </w:r>
+      <w:r>
+        <w:t>teit</w:t>
       </w:r>
     </w:p>
     <w:p>
@@ -2392,10 +3986,10 @@
       <w:pgSz w:w="11906" w:h="16838"/>
       <w:pgMar w:top="1417" w:right="1417" w:bottom="1417" w:left="1417" w:header="708" w:footer="708" w:gutter="0"/>
       <w:pgBorders w:offsetFrom="page">
-        <w:top w:val="threeDEmboss" w:sz="24" w:space="24" w:color="480024"/>
-        <w:left w:val="threeDEmboss" w:sz="24" w:space="24" w:color="480024"/>
-        <w:bottom w:val="threeDEngrave" w:sz="24" w:space="24" w:color="480024"/>
-        <w:right w:val="threeDEngrave" w:sz="24" w:space="24" w:color="480024"/>
+        <w:top w:val="threeDEngrave" w:sz="24" w:space="24" w:color="F7CAAC" w:themeColor="accent2" w:themeTint="66"/>
+        <w:left w:val="threeDEngrave" w:sz="24" w:space="24" w:color="F7CAAC" w:themeColor="accent2" w:themeTint="66"/>
+        <w:bottom w:val="threeDEmboss" w:sz="24" w:space="24" w:color="F7CAAC" w:themeColor="accent2" w:themeTint="66"/>
+        <w:right w:val="threeDEmboss" w:sz="24" w:space="24" w:color="F7CAAC" w:themeColor="accent2" w:themeTint="66"/>
       </w:pgBorders>
       <w:pgNumType w:start="1"/>
       <w:cols w:space="708"/>
@@ -2454,7 +4048,7 @@
           <mc:AlternateContent>
             <mc:Choice Requires="wps">
               <w:drawing>
-                <wp:anchor distT="0" distB="0" distL="114300" distR="114300" simplePos="0" relativeHeight="251662336" behindDoc="0" locked="0" layoutInCell="1" allowOverlap="1" wp14:anchorId="77237A7D" wp14:editId="75C4364E">
+                <wp:anchor distT="0" distB="0" distL="114300" distR="114300" simplePos="0" relativeHeight="251662336" behindDoc="0" locked="0" layoutInCell="1" allowOverlap="1" wp14:anchorId="77237A7D" wp14:editId="39D0B2A8">
                   <wp:simplePos x="0" y="0"/>
                   <wp:positionH relativeFrom="page">
                     <wp:align>left</wp:align>
@@ -2486,7 +4080,10 @@
                             </a:avLst>
                           </a:prstGeom>
                           <a:solidFill>
-                            <a:srgbClr val="FFCCCC"/>
+                            <a:schemeClr val="accent1">
+                              <a:lumMod val="20000"/>
+                              <a:lumOff val="80000"/>
+                            </a:schemeClr>
                           </a:solidFill>
                           <a:ln>
                             <a:noFill/>
@@ -2498,28 +4095,28 @@
                               <w:pPr>
                                 <w:jc w:val="center"/>
                                 <w:rPr>
-                                  <w:color w:val="660033"/>
+                                  <w:color w:val="1F3864" w:themeColor="accent1" w:themeShade="80"/>
                                   <w:szCs w:val="72"/>
                                 </w:rPr>
                               </w:pPr>
                               <w:r>
                                 <w:rPr>
-                                  <w:rFonts w:eastAsiaTheme="minorEastAsia" w:cs="Times New Roman"/>
-                                  <w:color w:val="660033"/>
+                                  <w:rFonts w:asciiTheme="minorHAnsi" w:eastAsiaTheme="minorEastAsia" w:hAnsiTheme="minorHAnsi" w:cs="Times New Roman"/>
+                                  <w:color w:val="1F3864" w:themeColor="accent1" w:themeShade="80"/>
                                   <w:sz w:val="22"/>
                                 </w:rPr>
                                 <w:fldChar w:fldCharType="begin"/>
                               </w:r>
                               <w:r>
                                 <w:rPr>
-                                  <w:color w:val="660033"/>
+                                  <w:color w:val="1F3864" w:themeColor="accent1" w:themeShade="80"/>
                                 </w:rPr>
                                 <w:instrText>PAGE    \* MERGEFORMAT</w:instrText>
                               </w:r>
                               <w:r>
                                 <w:rPr>
-                                  <w:rFonts w:eastAsiaTheme="minorEastAsia" w:cs="Times New Roman"/>
-                                  <w:color w:val="660033"/>
+                                  <w:rFonts w:asciiTheme="minorHAnsi" w:eastAsiaTheme="minorEastAsia" w:hAnsiTheme="minorHAnsi" w:cs="Times New Roman"/>
+                                  <w:color w:val="1F3864" w:themeColor="accent1" w:themeShade="80"/>
                                   <w:sz w:val="22"/>
                                 </w:rPr>
                                 <w:fldChar w:fldCharType="separate"/>
@@ -2527,7 +4124,7 @@
                               <w:r>
                                 <w:rPr>
                                   <w:rFonts w:asciiTheme="majorHAnsi" w:eastAsiaTheme="majorEastAsia" w:hAnsiTheme="majorHAnsi" w:cstheme="majorBidi"/>
-                                  <w:color w:val="660033"/>
+                                  <w:color w:val="1F3864" w:themeColor="accent1" w:themeShade="80"/>
                                   <w:sz w:val="72"/>
                                   <w:szCs w:val="72"/>
                                 </w:rPr>
@@ -2536,7 +4133,7 @@
                               <w:r>
                                 <w:rPr>
                                   <w:rFonts w:asciiTheme="majorHAnsi" w:eastAsiaTheme="majorEastAsia" w:hAnsiTheme="majorHAnsi" w:cstheme="majorBidi"/>
-                                  <w:color w:val="660033"/>
+                                  <w:color w:val="1F3864" w:themeColor="accent1" w:themeShade="80"/>
                                   <w:sz w:val="72"/>
                                   <w:szCs w:val="72"/>
                                 </w:rPr>
@@ -2574,35 +4171,35 @@
                     <v:h position="#0,topLeft" xrange="0,21600"/>
                   </v:handles>
                 </v:shapetype>
-                <v:shape id="Háromszög 7" o:spid="_x0000_s1026" type="#_x0000_t5" style="position:absolute;left:0;text-align:left;margin-left:0;margin-top:0;width:167.4pt;height:161.8pt;flip:x;z-index:251662336;visibility:visible;mso-wrap-style:square;mso-width-percent:0;mso-height-percent:0;mso-wrap-distance-left:9pt;mso-wrap-distance-top:0;mso-wrap-distance-right:9pt;mso-wrap-distance-bottom:0;mso-position-horizontal:left;mso-position-horizontal-relative:page;mso-position-vertical:bottom;mso-position-vertical-relative:page;mso-width-percent:0;mso-height-percent:0;mso-width-relative:page;mso-height-relative:page;v-text-anchor:top" o:gfxdata="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" adj="21600" fillcolor="#fcc" stroked="f">
+                <v:shape id="Háromszög 7" o:spid="_x0000_s1026" type="#_x0000_t5" style="position:absolute;margin-left:0;margin-top:0;width:167.4pt;height:161.8pt;flip:x;z-index:251662336;visibility:visible;mso-wrap-style:square;mso-width-percent:0;mso-height-percent:0;mso-wrap-distance-left:9pt;mso-wrap-distance-top:0;mso-wrap-distance-right:9pt;mso-wrap-distance-bottom:0;mso-position-horizontal:left;mso-position-horizontal-relative:page;mso-position-vertical:bottom;mso-position-vertical-relative:page;mso-width-percent:0;mso-height-percent:0;mso-width-relative:page;mso-height-relative:page;v-text-anchor:top" o:gfxdata="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" adj="21600" fillcolor="#d9e2f3 [660]" stroked="f">
                   <v:textbox>
                     <w:txbxContent>
                       <w:p>
                         <w:pPr>
                           <w:jc w:val="center"/>
                           <w:rPr>
-                            <w:color w:val="660033"/>
+                            <w:color w:val="1F3864" w:themeColor="accent1" w:themeShade="80"/>
                             <w:szCs w:val="72"/>
                           </w:rPr>
                         </w:pPr>
                         <w:r>
                           <w:rPr>
-                            <w:rFonts w:eastAsiaTheme="minorEastAsia" w:cs="Times New Roman"/>
-                            <w:color w:val="660033"/>
+                            <w:rFonts w:asciiTheme="minorHAnsi" w:eastAsiaTheme="minorEastAsia" w:hAnsiTheme="minorHAnsi" w:cs="Times New Roman"/>
+                            <w:color w:val="1F3864" w:themeColor="accent1" w:themeShade="80"/>
                             <w:sz w:val="22"/>
                           </w:rPr>
                           <w:fldChar w:fldCharType="begin"/>
                         </w:r>
                         <w:r>
                           <w:rPr>
-                            <w:color w:val="660033"/>
+                            <w:color w:val="1F3864" w:themeColor="accent1" w:themeShade="80"/>
                           </w:rPr>
                           <w:instrText>PAGE    \* MERGEFORMAT</w:instrText>
                         </w:r>
                         <w:r>
                           <w:rPr>
-                            <w:rFonts w:eastAsiaTheme="minorEastAsia" w:cs="Times New Roman"/>
-                            <w:color w:val="660033"/>
+                            <w:rFonts w:asciiTheme="minorHAnsi" w:eastAsiaTheme="minorEastAsia" w:hAnsiTheme="minorHAnsi" w:cs="Times New Roman"/>
+                            <w:color w:val="1F3864" w:themeColor="accent1" w:themeShade="80"/>
                             <w:sz w:val="22"/>
                           </w:rPr>
                           <w:fldChar w:fldCharType="separate"/>
@@ -2610,7 +4207,7 @@
                         <w:r>
                           <w:rPr>
                             <w:rFonts w:asciiTheme="majorHAnsi" w:eastAsiaTheme="majorEastAsia" w:hAnsiTheme="majorHAnsi" w:cstheme="majorBidi"/>
-                            <w:color w:val="660033"/>
+                            <w:color w:val="1F3864" w:themeColor="accent1" w:themeShade="80"/>
                             <w:sz w:val="72"/>
                             <w:szCs w:val="72"/>
                           </w:rPr>
@@ -2619,7 +4216,7 @@
                         <w:r>
                           <w:rPr>
                             <w:rFonts w:asciiTheme="majorHAnsi" w:eastAsiaTheme="majorEastAsia" w:hAnsiTheme="majorHAnsi" w:cstheme="majorBidi"/>
-                            <w:color w:val="660033"/>
+                            <w:color w:val="1F3864" w:themeColor="accent1" w:themeShade="80"/>
                             <w:sz w:val="72"/>
                             <w:szCs w:val="72"/>
                           </w:rPr>
@@ -2663,7 +4260,7 @@
           <mc:AlternateContent>
             <mc:Choice Requires="wps">
               <w:drawing>
-                <wp:anchor distT="0" distB="0" distL="114300" distR="114300" simplePos="0" relativeHeight="251660288" behindDoc="0" locked="0" layoutInCell="1" allowOverlap="1" wp14:anchorId="714D5F79" wp14:editId="5E8098F0">
+                <wp:anchor distT="0" distB="0" distL="114300" distR="114300" simplePos="0" relativeHeight="251660288" behindDoc="0" locked="0" layoutInCell="1" allowOverlap="1" wp14:anchorId="714D5F79" wp14:editId="5E81D57C">
                   <wp:simplePos x="0" y="0"/>
                   <wp:positionH relativeFrom="page">
                     <wp:align>left</wp:align>
@@ -2695,23 +4292,14 @@
                             </a:avLst>
                           </a:prstGeom>
                           <a:solidFill>
-                            <a:srgbClr val="D2EAF1"/>
+                            <a:schemeClr val="accent1">
+                              <a:lumMod val="20000"/>
+                              <a:lumOff val="80000"/>
+                            </a:schemeClr>
                           </a:solidFill>
                           <a:ln>
                             <a:noFill/>
                           </a:ln>
-                          <a:extLst>
-                            <a:ext uri="{91240B29-F687-4F45-9708-019B960494DF}">
-                              <a14:hiddenLine xmlns:a14="http://schemas.microsoft.com/office/drawing/2010/main" w="9525">
-                                <a:solidFill>
-                                  <a:srgbClr val="000000"/>
-                                </a:solidFill>
-                                <a:miter lim="800000"/>
-                                <a:headEnd/>
-                                <a:tailEnd/>
-                              </a14:hiddenLine>
-                            </a:ext>
-                          </a:extLst>
                         </wps:spPr>
                         <wps:txbx>
                           <w:txbxContent>
@@ -2720,7 +4308,7 @@
                                 <w:jc w:val="center"/>
                                 <w:rPr>
                                   <w:rFonts w:asciiTheme="majorHAnsi" w:eastAsiaTheme="majorEastAsia" w:hAnsiTheme="majorHAnsi" w:cstheme="majorBidi"/>
-                                  <w:color w:val="660033"/>
+                                  <w:color w:val="1F3864" w:themeColor="accent1" w:themeShade="80"/>
                                   <w:sz w:val="72"/>
                                   <w:szCs w:val="72"/>
                                 </w:rPr>
@@ -2728,7 +4316,7 @@
                               <w:r>
                                 <w:rPr>
                                   <w:rFonts w:asciiTheme="majorHAnsi" w:eastAsiaTheme="majorEastAsia" w:hAnsiTheme="majorHAnsi" w:cstheme="majorBidi"/>
-                                  <w:color w:val="660033"/>
+                                  <w:color w:val="1F3864" w:themeColor="accent1" w:themeShade="80"/>
                                   <w:sz w:val="72"/>
                                   <w:szCs w:val="72"/>
                                 </w:rPr>
@@ -2737,7 +4325,7 @@
                               <w:r>
                                 <w:rPr>
                                   <w:rFonts w:asciiTheme="majorHAnsi" w:eastAsiaTheme="majorEastAsia" w:hAnsiTheme="majorHAnsi" w:cstheme="majorBidi"/>
-                                  <w:color w:val="660033"/>
+                                  <w:color w:val="1F3864" w:themeColor="accent1" w:themeShade="80"/>
                                   <w:sz w:val="72"/>
                                   <w:szCs w:val="72"/>
                                 </w:rPr>
@@ -2746,7 +4334,7 @@
                               <w:r>
                                 <w:rPr>
                                   <w:rFonts w:asciiTheme="majorHAnsi" w:eastAsiaTheme="majorEastAsia" w:hAnsiTheme="majorHAnsi" w:cstheme="majorBidi"/>
-                                  <w:color w:val="660033"/>
+                                  <w:color w:val="1F3864" w:themeColor="accent1" w:themeShade="80"/>
                                   <w:sz w:val="72"/>
                                   <w:szCs w:val="72"/>
                                 </w:rPr>
@@ -2755,7 +4343,7 @@
                               <w:r>
                                 <w:rPr>
                                   <w:rFonts w:asciiTheme="majorHAnsi" w:eastAsiaTheme="majorEastAsia" w:hAnsiTheme="majorHAnsi" w:cstheme="majorBidi"/>
-                                  <w:color w:val="660033"/>
+                                  <w:color w:val="1F3864" w:themeColor="accent1" w:themeShade="80"/>
                                   <w:sz w:val="72"/>
                                   <w:szCs w:val="72"/>
                                 </w:rPr>
@@ -2764,7 +4352,7 @@
                               <w:r>
                                 <w:rPr>
                                   <w:rFonts w:asciiTheme="majorHAnsi" w:eastAsiaTheme="majorEastAsia" w:hAnsiTheme="majorHAnsi" w:cstheme="majorBidi"/>
-                                  <w:color w:val="660033"/>
+                                  <w:color w:val="1F3864" w:themeColor="accent1" w:themeShade="80"/>
                                   <w:sz w:val="72"/>
                                   <w:szCs w:val="72"/>
                                 </w:rPr>
@@ -2802,7 +4390,7 @@
                     <v:h position="#0,topLeft" xrange="0,21600"/>
                   </v:handles>
                 </v:shapetype>
-                <v:shape id="Háromszög 3" o:spid="_x0000_s1027" type="#_x0000_t5" style="position:absolute;left:0;text-align:left;margin-left:0;margin-top:0;width:167.4pt;height:161.8pt;flip:x;z-index:251660288;visibility:visible;mso-wrap-style:square;mso-width-percent:0;mso-height-percent:0;mso-wrap-distance-left:9pt;mso-wrap-distance-top:0;mso-wrap-distance-right:9pt;mso-wrap-distance-bottom:0;mso-position-horizontal:left;mso-position-horizontal-relative:page;mso-position-vertical:bottom;mso-position-vertical-relative:page;mso-width-percent:0;mso-height-percent:0;mso-width-relative:page;mso-height-relative:page;v-text-anchor:top" o:gfxdata="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" adj="21600" fillcolor="#d2eaf1" stroked="f">
+                <v:shape id="Háromszög 3" o:spid="_x0000_s1027" type="#_x0000_t5" style="position:absolute;margin-left:0;margin-top:0;width:167.4pt;height:161.8pt;flip:x;z-index:251660288;visibility:visible;mso-wrap-style:square;mso-width-percent:0;mso-height-percent:0;mso-wrap-distance-left:9pt;mso-wrap-distance-top:0;mso-wrap-distance-right:9pt;mso-wrap-distance-bottom:0;mso-position-horizontal:left;mso-position-horizontal-relative:page;mso-position-vertical:bottom;mso-position-vertical-relative:page;mso-width-percent:0;mso-height-percent:0;mso-width-relative:page;mso-height-relative:page;v-text-anchor:top" o:gfxdata="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" adj="21600" fillcolor="#d9e2f3 [660]" stroked="f">
                   <v:textbox>
                     <w:txbxContent>
                       <w:p>
@@ -2810,7 +4398,7 @@
                           <w:jc w:val="center"/>
                           <w:rPr>
                             <w:rFonts w:asciiTheme="majorHAnsi" w:eastAsiaTheme="majorEastAsia" w:hAnsiTheme="majorHAnsi" w:cstheme="majorBidi"/>
-                            <w:color w:val="660033"/>
+                            <w:color w:val="1F3864" w:themeColor="accent1" w:themeShade="80"/>
                             <w:sz w:val="72"/>
                             <w:szCs w:val="72"/>
                           </w:rPr>
@@ -2818,7 +4406,7 @@
                         <w:r>
                           <w:rPr>
                             <w:rFonts w:asciiTheme="majorHAnsi" w:eastAsiaTheme="majorEastAsia" w:hAnsiTheme="majorHAnsi" w:cstheme="majorBidi"/>
-                            <w:color w:val="660033"/>
+                            <w:color w:val="1F3864" w:themeColor="accent1" w:themeShade="80"/>
                             <w:sz w:val="72"/>
                             <w:szCs w:val="72"/>
                           </w:rPr>
@@ -2827,7 +4415,7 @@
                         <w:r>
                           <w:rPr>
                             <w:rFonts w:asciiTheme="majorHAnsi" w:eastAsiaTheme="majorEastAsia" w:hAnsiTheme="majorHAnsi" w:cstheme="majorBidi"/>
-                            <w:color w:val="660033"/>
+                            <w:color w:val="1F3864" w:themeColor="accent1" w:themeShade="80"/>
                             <w:sz w:val="72"/>
                             <w:szCs w:val="72"/>
                           </w:rPr>
@@ -2836,7 +4424,7 @@
                         <w:r>
                           <w:rPr>
                             <w:rFonts w:asciiTheme="majorHAnsi" w:eastAsiaTheme="majorEastAsia" w:hAnsiTheme="majorHAnsi" w:cstheme="majorBidi"/>
-                            <w:color w:val="660033"/>
+                            <w:color w:val="1F3864" w:themeColor="accent1" w:themeShade="80"/>
                             <w:sz w:val="72"/>
                             <w:szCs w:val="72"/>
                           </w:rPr>
@@ -2845,7 +4433,7 @@
                         <w:r>
                           <w:rPr>
                             <w:rFonts w:asciiTheme="majorHAnsi" w:eastAsiaTheme="majorEastAsia" w:hAnsiTheme="majorHAnsi" w:cstheme="majorBidi"/>
-                            <w:color w:val="660033"/>
+                            <w:color w:val="1F3864" w:themeColor="accent1" w:themeShade="80"/>
                             <w:sz w:val="72"/>
                             <w:szCs w:val="72"/>
                           </w:rPr>
@@ -2854,7 +4442,7 @@
                         <w:r>
                           <w:rPr>
                             <w:rFonts w:asciiTheme="majorHAnsi" w:eastAsiaTheme="majorEastAsia" w:hAnsiTheme="majorHAnsi" w:cstheme="majorBidi"/>
-                            <w:color w:val="660033"/>
+                            <w:color w:val="1F3864" w:themeColor="accent1" w:themeShade="80"/>
                             <w:sz w:val="72"/>
                             <w:szCs w:val="72"/>
                           </w:rPr>
@@ -2906,7 +4494,7 @@
     <w:pPr>
       <w:rPr>
         <w:rFonts w:ascii="Arial Black" w:hAnsi="Arial Black"/>
-        <w:color w:val="660033"/>
+        <w:color w:val="1F3864" w:themeColor="accent1" w:themeShade="80"/>
         <w:sz w:val="24"/>
         <w:szCs w:val="24"/>
       </w:rPr>
@@ -2915,6 +4503,7 @@
       <w:rPr>
         <w:rFonts w:ascii="Arial Black" w:hAnsi="Arial Black"/>
         <w:noProof/>
+        <w:color w:val="1F3864" w:themeColor="accent1" w:themeShade="80"/>
       </w:rPr>
       <w:drawing>
         <wp:anchor distT="0" distB="0" distL="114300" distR="114300" simplePos="0" relativeHeight="251663360" behindDoc="1" locked="0" layoutInCell="1" allowOverlap="1" wp14:anchorId="644D4491" wp14:editId="3B6C8E05">
@@ -2984,7 +4573,7 @@
     <w:r>
       <w:rPr>
         <w:rFonts w:ascii="Arial Black" w:hAnsi="Arial Black"/>
-        <w:color w:val="660033"/>
+        <w:color w:val="1F3864" w:themeColor="accent1" w:themeShade="80"/>
         <w:sz w:val="24"/>
         <w:szCs w:val="24"/>
       </w:rPr>
@@ -3110,6 +4699,119 @@
     </w:lvl>
   </w:abstractNum>
   <w:abstractNum w:abstractNumId="1" w15:restartNumberingAfterBreak="0">
+    <w:nsid w:val="1F9972F6"/>
+    <w:multiLevelType w:val="hybridMultilevel"/>
+    <w:tmpl w:val="28D82966"/>
+    <w:lvl w:ilvl="0" w:tplc="040E0001">
+      <w:start w:val="1"/>
+      <w:numFmt w:val="bullet"/>
+      <w:lvlText w:val=""/>
+      <w:lvlJc w:val="left"/>
+      <w:pPr>
+        <w:ind w:left="720" w:hanging="360"/>
+      </w:pPr>
+      <w:rPr>
+        <w:rFonts w:ascii="Symbol" w:hAnsi="Symbol" w:hint="default"/>
+      </w:rPr>
+    </w:lvl>
+    <w:lvl w:ilvl="1" w:tplc="040E0003" w:tentative="1">
+      <w:start w:val="1"/>
+      <w:numFmt w:val="bullet"/>
+      <w:lvlText w:val="o"/>
+      <w:lvlJc w:val="left"/>
+      <w:pPr>
+        <w:ind w:left="1440" w:hanging="360"/>
+      </w:pPr>
+      <w:rPr>
+        <w:rFonts w:ascii="Courier New" w:hAnsi="Courier New" w:cs="Courier New" w:hint="default"/>
+      </w:rPr>
+    </w:lvl>
+    <w:lvl w:ilvl="2" w:tplc="040E0005" w:tentative="1">
+      <w:start w:val="1"/>
+      <w:numFmt w:val="bullet"/>
+      <w:lvlText w:val=""/>
+      <w:lvlJc w:val="left"/>
+      <w:pPr>
+        <w:ind w:left="2160" w:hanging="360"/>
+      </w:pPr>
+      <w:rPr>
+        <w:rFonts w:ascii="Wingdings" w:hAnsi="Wingdings" w:hint="default"/>
+      </w:rPr>
+    </w:lvl>
+    <w:lvl w:ilvl="3" w:tplc="040E0001" w:tentative="1">
+      <w:start w:val="1"/>
+      <w:numFmt w:val="bullet"/>
+      <w:lvlText w:val=""/>
+      <w:lvlJc w:val="left"/>
+      <w:pPr>
+        <w:ind w:left="2880" w:hanging="360"/>
+      </w:pPr>
+      <w:rPr>
+        <w:rFonts w:ascii="Symbol" w:hAnsi="Symbol" w:hint="default"/>
+      </w:rPr>
+    </w:lvl>
+    <w:lvl w:ilvl="4" w:tplc="040E0003" w:tentative="1">
+      <w:start w:val="1"/>
+      <w:numFmt w:val="bullet"/>
+      <w:lvlText w:val="o"/>
+      <w:lvlJc w:val="left"/>
+      <w:pPr>
+        <w:ind w:left="3600" w:hanging="360"/>
+      </w:pPr>
+      <w:rPr>
+        <w:rFonts w:ascii="Courier New" w:hAnsi="Courier New" w:cs="Courier New" w:hint="default"/>
+      </w:rPr>
+    </w:lvl>
+    <w:lvl w:ilvl="5" w:tplc="040E0005" w:tentative="1">
+      <w:start w:val="1"/>
+      <w:numFmt w:val="bullet"/>
+      <w:lvlText w:val=""/>
+      <w:lvlJc w:val="left"/>
+      <w:pPr>
+        <w:ind w:left="4320" w:hanging="360"/>
+      </w:pPr>
+      <w:rPr>
+        <w:rFonts w:ascii="Wingdings" w:hAnsi="Wingdings" w:hint="default"/>
+      </w:rPr>
+    </w:lvl>
+    <w:lvl w:ilvl="6" w:tplc="040E0001" w:tentative="1">
+      <w:start w:val="1"/>
+      <w:numFmt w:val="bullet"/>
+      <w:lvlText w:val=""/>
+      <w:lvlJc w:val="left"/>
+      <w:pPr>
+        <w:ind w:left="5040" w:hanging="360"/>
+      </w:pPr>
+      <w:rPr>
+        <w:rFonts w:ascii="Symbol" w:hAnsi="Symbol" w:hint="default"/>
+      </w:rPr>
+    </w:lvl>
+    <w:lvl w:ilvl="7" w:tplc="040E0003" w:tentative="1">
+      <w:start w:val="1"/>
+      <w:numFmt w:val="bullet"/>
+      <w:lvlText w:val="o"/>
+      <w:lvlJc w:val="left"/>
+      <w:pPr>
+        <w:ind w:left="5760" w:hanging="360"/>
+      </w:pPr>
+      <w:rPr>
+        <w:rFonts w:ascii="Courier New" w:hAnsi="Courier New" w:cs="Courier New" w:hint="default"/>
+      </w:rPr>
+    </w:lvl>
+    <w:lvl w:ilvl="8" w:tplc="040E0005" w:tentative="1">
+      <w:start w:val="1"/>
+      <w:numFmt w:val="bullet"/>
+      <w:lvlText w:val=""/>
+      <w:lvlJc w:val="left"/>
+      <w:pPr>
+        <w:ind w:left="6480" w:hanging="360"/>
+      </w:pPr>
+      <w:rPr>
+        <w:rFonts w:ascii="Wingdings" w:hAnsi="Wingdings" w:hint="default"/>
+      </w:rPr>
+    </w:lvl>
+  </w:abstractNum>
+  <w:abstractNum w:abstractNumId="2" w15:restartNumberingAfterBreak="0">
     <w:nsid w:val="397D1DA4"/>
     <w:multiLevelType w:val="hybridMultilevel"/>
     <w:tmpl w:val="966C1FD2"/>
@@ -3222,7 +4924,7 @@
       </w:rPr>
     </w:lvl>
   </w:abstractNum>
-  <w:abstractNum w:abstractNumId="2" w15:restartNumberingAfterBreak="0">
+  <w:abstractNum w:abstractNumId="3" w15:restartNumberingAfterBreak="0">
     <w:nsid w:val="4195432B"/>
     <w:multiLevelType w:val="hybridMultilevel"/>
     <w:tmpl w:val="F0CE8F46"/>
@@ -3335,7 +5037,7 @@
       </w:rPr>
     </w:lvl>
   </w:abstractNum>
-  <w:abstractNum w:abstractNumId="3" w15:restartNumberingAfterBreak="0">
+  <w:abstractNum w:abstractNumId="4" w15:restartNumberingAfterBreak="0">
     <w:nsid w:val="456274C1"/>
     <w:multiLevelType w:val="hybridMultilevel"/>
     <w:tmpl w:val="3D3C832A"/>
@@ -3345,7 +5047,7 @@
       <w:lvlText w:val=""/>
       <w:lvlJc w:val="left"/>
       <w:pPr>
-        <w:ind w:left="720" w:hanging="360"/>
+        <w:ind w:left="1428" w:hanging="360"/>
       </w:pPr>
       <w:rPr>
         <w:rFonts w:ascii="Symbol" w:hAnsi="Symbol" w:hint="default"/>
@@ -3357,7 +5059,7 @@
       <w:lvlText w:val="o"/>
       <w:lvlJc w:val="left"/>
       <w:pPr>
-        <w:ind w:left="1440" w:hanging="360"/>
+        <w:ind w:left="2148" w:hanging="360"/>
       </w:pPr>
       <w:rPr>
         <w:rFonts w:ascii="Courier New" w:hAnsi="Courier New" w:cs="Courier New" w:hint="default"/>
@@ -3369,7 +5071,7 @@
       <w:lvlText w:val=""/>
       <w:lvlJc w:val="left"/>
       <w:pPr>
-        <w:ind w:left="2160" w:hanging="360"/>
+        <w:ind w:left="2868" w:hanging="360"/>
       </w:pPr>
       <w:rPr>
         <w:rFonts w:ascii="Wingdings" w:hAnsi="Wingdings" w:hint="default"/>
@@ -3381,7 +5083,7 @@
       <w:lvlText w:val=""/>
       <w:lvlJc w:val="left"/>
       <w:pPr>
-        <w:ind w:left="2880" w:hanging="360"/>
+        <w:ind w:left="3588" w:hanging="360"/>
       </w:pPr>
       <w:rPr>
         <w:rFonts w:ascii="Symbol" w:hAnsi="Symbol" w:hint="default"/>
@@ -3393,7 +5095,7 @@
       <w:lvlText w:val="o"/>
       <w:lvlJc w:val="left"/>
       <w:pPr>
-        <w:ind w:left="3600" w:hanging="360"/>
+        <w:ind w:left="4308" w:hanging="360"/>
       </w:pPr>
       <w:rPr>
         <w:rFonts w:ascii="Courier New" w:hAnsi="Courier New" w:cs="Courier New" w:hint="default"/>
@@ -3405,7 +5107,7 @@
       <w:lvlText w:val=""/>
       <w:lvlJc w:val="left"/>
       <w:pPr>
-        <w:ind w:left="4320" w:hanging="360"/>
+        <w:ind w:left="5028" w:hanging="360"/>
       </w:pPr>
       <w:rPr>
         <w:rFonts w:ascii="Wingdings" w:hAnsi="Wingdings" w:hint="default"/>
@@ -3417,7 +5119,7 @@
       <w:lvlText w:val=""/>
       <w:lvlJc w:val="left"/>
       <w:pPr>
-        <w:ind w:left="5040" w:hanging="360"/>
+        <w:ind w:left="5748" w:hanging="360"/>
       </w:pPr>
       <w:rPr>
         <w:rFonts w:ascii="Symbol" w:hAnsi="Symbol" w:hint="default"/>
@@ -3429,7 +5131,7 @@
       <w:lvlText w:val="o"/>
       <w:lvlJc w:val="left"/>
       <w:pPr>
-        <w:ind w:left="5760" w:hanging="360"/>
+        <w:ind w:left="6468" w:hanging="360"/>
       </w:pPr>
       <w:rPr>
         <w:rFonts w:ascii="Courier New" w:hAnsi="Courier New" w:cs="Courier New" w:hint="default"/>
@@ -3441,14 +5143,14 @@
       <w:lvlText w:val=""/>
       <w:lvlJc w:val="left"/>
       <w:pPr>
-        <w:ind w:left="6480" w:hanging="360"/>
+        <w:ind w:left="7188" w:hanging="360"/>
       </w:pPr>
       <w:rPr>
         <w:rFonts w:ascii="Wingdings" w:hAnsi="Wingdings" w:hint="default"/>
       </w:rPr>
     </w:lvl>
   </w:abstractNum>
-  <w:abstractNum w:abstractNumId="4" w15:restartNumberingAfterBreak="0">
+  <w:abstractNum w:abstractNumId="5" w15:restartNumberingAfterBreak="0">
     <w:nsid w:val="478D3DB2"/>
     <w:multiLevelType w:val="hybridMultilevel"/>
     <w:tmpl w:val="AF54947A"/>
@@ -3562,7 +5264,7 @@
       </w:rPr>
     </w:lvl>
   </w:abstractNum>
-  <w:abstractNum w:abstractNumId="5" w15:restartNumberingAfterBreak="0">
+  <w:abstractNum w:abstractNumId="6" w15:restartNumberingAfterBreak="0">
     <w:nsid w:val="56135803"/>
     <w:multiLevelType w:val="hybridMultilevel"/>
     <w:tmpl w:val="47CE3D14"/>
@@ -3648,7 +5350,7 @@
       </w:pPr>
     </w:lvl>
   </w:abstractNum>
-  <w:abstractNum w:abstractNumId="6" w15:restartNumberingAfterBreak="0">
+  <w:abstractNum w:abstractNumId="7" w15:restartNumberingAfterBreak="0">
     <w:nsid w:val="5B144735"/>
     <w:multiLevelType w:val="hybridMultilevel"/>
     <w:tmpl w:val="17E64FDC"/>
@@ -3761,142 +5463,146 @@
       </w:rPr>
     </w:lvl>
   </w:abstractNum>
-  <w:abstractNum w:abstractNumId="7" w15:restartNumberingAfterBreak="0">
-    <w:nsid w:val="71EC4CE0"/>
-    <w:multiLevelType w:val="multilevel"/>
-    <w:tmpl w:val="CAD02BD4"/>
-    <w:lvl w:ilvl="0">
-      <w:start w:val="1"/>
-      <w:numFmt w:val="decimal"/>
-      <w:lvlText w:val="%1."/>
-      <w:lvlJc w:val="left"/>
-      <w:pPr>
-        <w:tabs>
-          <w:tab w:val="num" w:pos="720"/>
-        </w:tabs>
-        <w:ind w:left="720" w:hanging="360"/>
-      </w:pPr>
-    </w:lvl>
-    <w:lvl w:ilvl="1" w:tentative="1">
-      <w:start w:val="1"/>
-      <w:numFmt w:val="decimal"/>
-      <w:lvlText w:val="%2."/>
-      <w:lvlJc w:val="left"/>
-      <w:pPr>
-        <w:tabs>
-          <w:tab w:val="num" w:pos="1440"/>
-        </w:tabs>
-        <w:ind w:left="1440" w:hanging="360"/>
-      </w:pPr>
-    </w:lvl>
-    <w:lvl w:ilvl="2" w:tentative="1">
-      <w:start w:val="1"/>
-      <w:numFmt w:val="decimal"/>
-      <w:lvlText w:val="%3."/>
-      <w:lvlJc w:val="left"/>
-      <w:pPr>
-        <w:tabs>
-          <w:tab w:val="num" w:pos="2160"/>
-        </w:tabs>
-        <w:ind w:left="2160" w:hanging="360"/>
-      </w:pPr>
-    </w:lvl>
-    <w:lvl w:ilvl="3" w:tentative="1">
-      <w:start w:val="1"/>
-      <w:numFmt w:val="decimal"/>
-      <w:lvlText w:val="%4."/>
-      <w:lvlJc w:val="left"/>
-      <w:pPr>
-        <w:tabs>
-          <w:tab w:val="num" w:pos="2880"/>
-        </w:tabs>
-        <w:ind w:left="2880" w:hanging="360"/>
-      </w:pPr>
-    </w:lvl>
-    <w:lvl w:ilvl="4" w:tentative="1">
-      <w:start w:val="1"/>
-      <w:numFmt w:val="decimal"/>
-      <w:lvlText w:val="%5."/>
-      <w:lvlJc w:val="left"/>
-      <w:pPr>
-        <w:tabs>
-          <w:tab w:val="num" w:pos="3600"/>
-        </w:tabs>
-        <w:ind w:left="3600" w:hanging="360"/>
-      </w:pPr>
-    </w:lvl>
-    <w:lvl w:ilvl="5" w:tentative="1">
-      <w:start w:val="1"/>
-      <w:numFmt w:val="decimal"/>
-      <w:lvlText w:val="%6."/>
-      <w:lvlJc w:val="left"/>
-      <w:pPr>
-        <w:tabs>
-          <w:tab w:val="num" w:pos="4320"/>
-        </w:tabs>
-        <w:ind w:left="4320" w:hanging="360"/>
-      </w:pPr>
-    </w:lvl>
-    <w:lvl w:ilvl="6" w:tentative="1">
-      <w:start w:val="1"/>
-      <w:numFmt w:val="decimal"/>
-      <w:lvlText w:val="%7."/>
-      <w:lvlJc w:val="left"/>
-      <w:pPr>
-        <w:tabs>
-          <w:tab w:val="num" w:pos="5040"/>
-        </w:tabs>
-        <w:ind w:left="5040" w:hanging="360"/>
-      </w:pPr>
-    </w:lvl>
-    <w:lvl w:ilvl="7" w:tentative="1">
-      <w:start w:val="1"/>
-      <w:numFmt w:val="decimal"/>
-      <w:lvlText w:val="%8."/>
-      <w:lvlJc w:val="left"/>
-      <w:pPr>
-        <w:tabs>
-          <w:tab w:val="num" w:pos="5760"/>
-        </w:tabs>
-        <w:ind w:left="5760" w:hanging="360"/>
-      </w:pPr>
-    </w:lvl>
-    <w:lvl w:ilvl="8" w:tentative="1">
-      <w:start w:val="1"/>
-      <w:numFmt w:val="decimal"/>
-      <w:lvlText w:val="%9."/>
-      <w:lvlJc w:val="left"/>
-      <w:pPr>
-        <w:tabs>
-          <w:tab w:val="num" w:pos="6480"/>
-        </w:tabs>
-        <w:ind w:left="6480" w:hanging="360"/>
-      </w:pPr>
+  <w:abstractNum w:abstractNumId="8" w15:restartNumberingAfterBreak="0">
+    <w:nsid w:val="7CA81243"/>
+    <w:multiLevelType w:val="hybridMultilevel"/>
+    <w:tmpl w:val="64AEBC2C"/>
+    <w:lvl w:ilvl="0" w:tplc="772C3624">
+      <w:start w:val="1"/>
+      <w:numFmt w:val="bullet"/>
+      <w:lvlText w:val=""/>
+      <w:lvlJc w:val="left"/>
+      <w:pPr>
+        <w:ind w:left="1428" w:hanging="360"/>
+      </w:pPr>
+      <w:rPr>
+        <w:rFonts w:ascii="Symbol" w:hAnsi="Symbol" w:hint="default"/>
+        <w:color w:val="000000" w:themeColor="text1"/>
+      </w:rPr>
+    </w:lvl>
+    <w:lvl w:ilvl="1" w:tplc="040E0003" w:tentative="1">
+      <w:start w:val="1"/>
+      <w:numFmt w:val="bullet"/>
+      <w:lvlText w:val="o"/>
+      <w:lvlJc w:val="left"/>
+      <w:pPr>
+        <w:ind w:left="2148" w:hanging="360"/>
+      </w:pPr>
+      <w:rPr>
+        <w:rFonts w:ascii="Courier New" w:hAnsi="Courier New" w:cs="Courier New" w:hint="default"/>
+      </w:rPr>
+    </w:lvl>
+    <w:lvl w:ilvl="2" w:tplc="040E0005" w:tentative="1">
+      <w:start w:val="1"/>
+      <w:numFmt w:val="bullet"/>
+      <w:lvlText w:val=""/>
+      <w:lvlJc w:val="left"/>
+      <w:pPr>
+        <w:ind w:left="2868" w:hanging="360"/>
+      </w:pPr>
+      <w:rPr>
+        <w:rFonts w:ascii="Wingdings" w:hAnsi="Wingdings" w:hint="default"/>
+      </w:rPr>
+    </w:lvl>
+    <w:lvl w:ilvl="3" w:tplc="040E0001" w:tentative="1">
+      <w:start w:val="1"/>
+      <w:numFmt w:val="bullet"/>
+      <w:lvlText w:val=""/>
+      <w:lvlJc w:val="left"/>
+      <w:pPr>
+        <w:ind w:left="3588" w:hanging="360"/>
+      </w:pPr>
+      <w:rPr>
+        <w:rFonts w:ascii="Symbol" w:hAnsi="Symbol" w:hint="default"/>
+      </w:rPr>
+    </w:lvl>
+    <w:lvl w:ilvl="4" w:tplc="040E0003" w:tentative="1">
+      <w:start w:val="1"/>
+      <w:numFmt w:val="bullet"/>
+      <w:lvlText w:val="o"/>
+      <w:lvlJc w:val="left"/>
+      <w:pPr>
+        <w:ind w:left="4308" w:hanging="360"/>
+      </w:pPr>
+      <w:rPr>
+        <w:rFonts w:ascii="Courier New" w:hAnsi="Courier New" w:cs="Courier New" w:hint="default"/>
+      </w:rPr>
+    </w:lvl>
+    <w:lvl w:ilvl="5" w:tplc="040E0005" w:tentative="1">
+      <w:start w:val="1"/>
+      <w:numFmt w:val="bullet"/>
+      <w:lvlText w:val=""/>
+      <w:lvlJc w:val="left"/>
+      <w:pPr>
+        <w:ind w:left="5028" w:hanging="360"/>
+      </w:pPr>
+      <w:rPr>
+        <w:rFonts w:ascii="Wingdings" w:hAnsi="Wingdings" w:hint="default"/>
+      </w:rPr>
+    </w:lvl>
+    <w:lvl w:ilvl="6" w:tplc="040E0001" w:tentative="1">
+      <w:start w:val="1"/>
+      <w:numFmt w:val="bullet"/>
+      <w:lvlText w:val=""/>
+      <w:lvlJc w:val="left"/>
+      <w:pPr>
+        <w:ind w:left="5748" w:hanging="360"/>
+      </w:pPr>
+      <w:rPr>
+        <w:rFonts w:ascii="Symbol" w:hAnsi="Symbol" w:hint="default"/>
+      </w:rPr>
+    </w:lvl>
+    <w:lvl w:ilvl="7" w:tplc="040E0003" w:tentative="1">
+      <w:start w:val="1"/>
+      <w:numFmt w:val="bullet"/>
+      <w:lvlText w:val="o"/>
+      <w:lvlJc w:val="left"/>
+      <w:pPr>
+        <w:ind w:left="6468" w:hanging="360"/>
+      </w:pPr>
+      <w:rPr>
+        <w:rFonts w:ascii="Courier New" w:hAnsi="Courier New" w:cs="Courier New" w:hint="default"/>
+      </w:rPr>
+    </w:lvl>
+    <w:lvl w:ilvl="8" w:tplc="040E0005" w:tentative="1">
+      <w:start w:val="1"/>
+      <w:numFmt w:val="bullet"/>
+      <w:lvlText w:val=""/>
+      <w:lvlJc w:val="left"/>
+      <w:pPr>
+        <w:ind w:left="7188" w:hanging="360"/>
+      </w:pPr>
+      <w:rPr>
+        <w:rFonts w:ascii="Wingdings" w:hAnsi="Wingdings" w:hint="default"/>
+      </w:rPr>
     </w:lvl>
   </w:abstractNum>
   <w:num w:numId="1">
-    <w:abstractNumId w:val="1"/>
+    <w:abstractNumId w:val="2"/>
   </w:num>
   <w:num w:numId="2">
-    <w:abstractNumId w:val="6"/>
+    <w:abstractNumId w:val="7"/>
   </w:num>
   <w:num w:numId="3">
     <w:abstractNumId w:val="0"/>
   </w:num>
   <w:num w:numId="4">
-    <w:abstractNumId w:val="2"/>
+    <w:abstractNumId w:val="3"/>
   </w:num>
   <w:num w:numId="5">
+    <w:abstractNumId w:val="5"/>
+  </w:num>
+  <w:num w:numId="6">
     <w:abstractNumId w:val="4"/>
   </w:num>
-  <w:num w:numId="6">
-    <w:abstractNumId w:val="3"/>
-  </w:num>
   <w:num w:numId="7">
-    <w:abstractNumId w:val="7"/>
+    <w:abstractNumId w:val="1"/>
   </w:num>
   <w:num w:numId="8">
-    <w:abstractNumId w:val="5"/>
+    <w:abstractNumId w:val="8"/>
+  </w:num>
+  <w:num w:numId="9">
+    <w:abstractNumId w:val="6"/>
   </w:num>
 </w:numbering>
 </file>
@@ -4299,11 +6005,12 @@
   <w:style w:type="paragraph" w:default="1" w:styleId="Norml">
     <w:name w:val="Normal"/>
     <w:qFormat/>
-    <w:rsid w:val="00F52843"/>
+    <w:rsid w:val="00B37605"/>
     <w:pPr>
-      <w:jc w:val="both"/>
+      <w:spacing w:line="360" w:lineRule="auto"/>
     </w:pPr>
     <w:rPr>
+      <w:rFonts w:ascii="Arial Rounded MT Bold" w:hAnsi="Arial Rounded MT Bold"/>
       <w:sz w:val="28"/>
     </w:rPr>
   </w:style>
@@ -4315,7 +6022,7 @@
     <w:autoRedefine/>
     <w:uiPriority w:val="9"/>
     <w:qFormat/>
-    <w:rsid w:val="00BA6D8C"/>
+    <w:rsid w:val="00B37605"/>
     <w:pPr>
       <w:keepNext/>
       <w:keepLines/>
@@ -4323,8 +6030,8 @@
       <w:outlineLvl w:val="0"/>
     </w:pPr>
     <w:rPr>
-      <w:rFonts w:ascii="Times New Roman" w:eastAsiaTheme="majorEastAsia" w:hAnsi="Times New Roman" w:cstheme="majorBidi"/>
-      <w:color w:val="660033"/>
+      <w:rFonts w:ascii="Arial Black" w:eastAsiaTheme="majorEastAsia" w:hAnsi="Arial Black" w:cstheme="majorBidi"/>
+      <w:color w:val="1F3864" w:themeColor="accent1" w:themeShade="80"/>
       <w:sz w:val="32"/>
       <w:szCs w:val="32"/>
       <w:u w:val="single"/>
@@ -4338,7 +6045,7 @@
     <w:uiPriority w:val="9"/>
     <w:unhideWhenUsed/>
     <w:qFormat/>
-    <w:rsid w:val="00D07215"/>
+    <w:rsid w:val="00B37605"/>
     <w:pPr>
       <w:keepNext/>
       <w:keepLines/>
@@ -4347,8 +6054,8 @@
       <w:outlineLvl w:val="1"/>
     </w:pPr>
     <w:rPr>
-      <w:rFonts w:ascii="Times New Roman" w:eastAsiaTheme="majorEastAsia" w:hAnsi="Times New Roman" w:cstheme="majorBidi"/>
-      <w:color w:val="660033"/>
+      <w:rFonts w:ascii="Arial Black" w:eastAsiaTheme="majorEastAsia" w:hAnsi="Arial Black" w:cstheme="majorBidi"/>
+      <w:color w:val="1F3864" w:themeColor="accent1" w:themeShade="80"/>
       <w:szCs w:val="26"/>
     </w:rPr>
   </w:style>
@@ -4450,10 +6157,10 @@
     <w:basedOn w:val="Bekezdsalapbettpusa"/>
     <w:link w:val="Cmsor1"/>
     <w:uiPriority w:val="9"/>
-    <w:rsid w:val="00BA6D8C"/>
+    <w:rsid w:val="00B37605"/>
     <w:rPr>
-      <w:rFonts w:ascii="Times New Roman" w:eastAsiaTheme="majorEastAsia" w:hAnsi="Times New Roman" w:cstheme="majorBidi"/>
-      <w:color w:val="660033"/>
+      <w:rFonts w:ascii="Arial Black" w:eastAsiaTheme="majorEastAsia" w:hAnsi="Arial Black" w:cstheme="majorBidi"/>
+      <w:color w:val="1F3864" w:themeColor="accent1" w:themeShade="80"/>
       <w:sz w:val="32"/>
       <w:szCs w:val="32"/>
       <w:u w:val="single"/>
@@ -4535,10 +6242,10 @@
     <w:basedOn w:val="Bekezdsalapbettpusa"/>
     <w:link w:val="Cmsor2"/>
     <w:uiPriority w:val="9"/>
-    <w:rsid w:val="00D07215"/>
+    <w:rsid w:val="00B37605"/>
     <w:rPr>
-      <w:rFonts w:ascii="Times New Roman" w:eastAsiaTheme="majorEastAsia" w:hAnsi="Times New Roman" w:cstheme="majorBidi"/>
-      <w:color w:val="660033"/>
+      <w:rFonts w:ascii="Arial Black" w:eastAsiaTheme="majorEastAsia" w:hAnsi="Arial Black" w:cstheme="majorBidi"/>
+      <w:color w:val="1F3864" w:themeColor="accent1" w:themeShade="80"/>
       <w:sz w:val="28"/>
       <w:szCs w:val="26"/>
     </w:rPr>
